--- a/data/outputs/v2/Maths/SS3.2_Rotation/Mathematics_Rotation_SummaryTable.docx
+++ b/data/outputs/v2/Maths/SS3.2_Rotation/Mathematics_Rotation_SummaryTable.docx
@@ -38,6 +38,177 @@
           <w:szCs w:val="22"/>
         </w:rPr>
         <w:t xml:space="preserve">Sub-Strand 3.2: Rotation — Teacher Reference (Pre-filled)</w:t>
+      </w:r>
+    </w:p>
+    <w:p>
+      <w:pPr>
+        <w:spacing w:after="80" w:before="120"/>
+      </w:pPr>
+      <w:r>
+        <w:rPr>
+          <w:rFonts w:ascii="Arial" w:cs="Arial" w:eastAsia="Arial" w:hAnsi="Arial"/>
+          <w:b/>
+          <w:bCs/>
+          <w:color w:val="1F3864"/>
+          <w:sz w:val="20"/>
+          <w:szCs w:val="20"/>
+        </w:rPr>
+        <w:t xml:space="preserve">ATTRIBUTION AND LICENSING</w:t>
+      </w:r>
+    </w:p>
+    <w:p>
+      <w:pPr>
+        <w:spacing w:after="60" w:before="0"/>
+      </w:pPr>
+      <w:r>
+        <w:rPr>
+          <w:rFonts w:ascii="Arial" w:cs="Arial" w:eastAsia="Arial" w:hAnsi="Arial"/>
+          <w:b/>
+          <w:bCs/>
+          <w:sz w:val="17"/>
+          <w:szCs w:val="17"/>
+        </w:rPr>
+        <w:t xml:space="preserve">Curriculum Alignment: </w:t>
+      </w:r>
+      <w:r>
+        <w:rPr>
+          <w:rFonts w:ascii="Arial" w:cs="Arial" w:eastAsia="Arial" w:hAnsi="Arial"/>
+          <w:sz w:val="17"/>
+          <w:szCs w:val="17"/>
+        </w:rPr>
+        <w:t xml:space="preserve">Structured in pedagogical alignment with the competence-based curriculum format and learning outcomes established by the Kenya Institute of Curriculum Development (KICD). This material is independently developed and is not officially endorsed or published by KICD.</w:t>
+      </w:r>
+    </w:p>
+    <w:p>
+      <w:pPr>
+        <w:spacing w:after="60" w:before="0"/>
+      </w:pPr>
+      <w:r>
+        <w:rPr>
+          <w:rFonts w:ascii="Arial" w:cs="Arial" w:eastAsia="Arial" w:hAnsi="Arial"/>
+          <w:b/>
+          <w:bCs/>
+          <w:sz w:val="17"/>
+          <w:szCs w:val="17"/>
+        </w:rPr>
+        <w:t xml:space="preserve">Content &amp; Pedagogy: </w:t>
+      </w:r>
+      <w:r>
+        <w:rPr>
+          <w:rFonts w:ascii="Arial" w:cs="Arial" w:eastAsia="Arial" w:hAnsi="Arial"/>
+          <w:sz w:val="17"/>
+          <w:szCs w:val="17"/>
+        </w:rPr>
+        <w:t xml:space="preserve">Developed and adapted by the educator team at SeaVuria (registered 501(c)(3) in the United States and registered NGO in Kenya, No. 872-850A-BF11), who designed the pedagogical framework, lesson templates and exemplar lessons on which this material is based.</w:t>
+      </w:r>
+    </w:p>
+    <w:p>
+      <w:pPr>
+        <w:spacing w:after="60" w:before="0"/>
+      </w:pPr>
+      <w:r>
+        <w:rPr>
+          <w:rFonts w:ascii="Arial" w:cs="Arial" w:eastAsia="Arial" w:hAnsi="Arial"/>
+          <w:b/>
+          <w:bCs/>
+          <w:sz w:val="17"/>
+          <w:szCs w:val="17"/>
+        </w:rPr>
+        <w:t xml:space="preserve">Production &amp; Layout: </w:t>
+      </w:r>
+      <w:r>
+        <w:rPr>
+          <w:rFonts w:ascii="Arial" w:cs="Arial" w:eastAsia="Arial" w:hAnsi="Arial"/>
+          <w:sz w:val="17"/>
+          <w:szCs w:val="17"/>
+        </w:rPr>
+        <w:t xml:space="preserve">Educational design and curriculum sequencing by SeaVuria. Technical layout, structural formatting, and digital optimization/implementation executed in partnership with ARES Education (registered 501(c)(3) in the United States and Canada (as Afretech Aid) and registered NGO in Kenya), with lesson drafting and compilation assisted by AI (Claude, Anthropic).</w:t>
+      </w:r>
+    </w:p>
+    <w:p>
+      <w:pPr>
+        <w:pBdr>
+          <w:bottom w:val="single" w:color="1F3864" w:sz="6" w:space="6"/>
+        </w:pBdr>
+        <w:spacing w:after="60" w:before="0"/>
+      </w:pPr>
+      <w:r>
+        <w:rPr>
+          <w:rFonts w:ascii="Arial" w:cs="Arial" w:eastAsia="Arial" w:hAnsi="Arial"/>
+          <w:b/>
+          <w:bCs/>
+          <w:sz w:val="17"/>
+          <w:szCs w:val="17"/>
+        </w:rPr>
+        <w:t xml:space="preserve">Licensing &amp; Copyright: </w:t>
+      </w:r>
+      <w:r>
+        <w:rPr>
+          <w:rFonts w:ascii="Arial" w:cs="Arial" w:eastAsia="Arial" w:hAnsi="Arial"/>
+          <w:sz w:val="17"/>
+          <w:szCs w:val="17"/>
+        </w:rPr>
+        <w:t xml:space="preserve">© 2026 SeaVuria and ARES. This work is licensed under a </w:t>
+      </w:r>
+      <w:hyperlink w:history="1" r:id="rIdttgiwgo9sdc04cft8g79i">
+        <w:r>
+          <w:rPr>
+            <w:rFonts w:ascii="Arial" w:cs="Arial" w:eastAsia="Arial" w:hAnsi="Arial"/>
+            <w:color w:val="1F6B75"/>
+            <w:sz w:val="17"/>
+            <w:szCs w:val="17"/>
+            <w:u w:val="single" w:color="1F6B75"/>
+          </w:rPr>
+          <w:t xml:space="preserve">Creative Commons Attribution-NonCommercial 4.0 International License</w:t>
+        </w:r>
+      </w:hyperlink>
+      <w:r>
+        <w:rPr>
+          <w:rFonts w:ascii="Arial" w:cs="Arial" w:eastAsia="Arial" w:hAnsi="Arial"/>
+          <w:sz w:val="17"/>
+          <w:szCs w:val="17"/>
+        </w:rPr>
+        <w:t xml:space="preserve"> (</w:t>
+      </w:r>
+      <w:hyperlink w:history="1" r:id="rIdnrj7m3izh2sb4h_iitkuu">
+        <w:r>
+          <w:rPr>
+            <w:rFonts w:ascii="Arial" w:cs="Arial" w:eastAsia="Arial" w:hAnsi="Arial"/>
+            <w:color w:val="1F6B75"/>
+            <w:sz w:val="17"/>
+            <w:szCs w:val="17"/>
+            <w:u w:val="single" w:color="1F6B75"/>
+          </w:rPr>
+          <w:t xml:space="preserve">CC BY-NC 4.0</w:t>
+        </w:r>
+      </w:hyperlink>
+      <w:r>
+        <w:rPr>
+          <w:rFonts w:ascii="Arial" w:cs="Arial" w:eastAsia="Arial" w:hAnsi="Arial"/>
+          <w:sz w:val="17"/>
+          <w:szCs w:val="17"/>
+        </w:rPr>
+        <w:t xml:space="preserve">). To view a copy of this license, visit </w:t>
+      </w:r>
+      <w:hyperlink w:history="1" r:id="rIdgxzjiegtq7cfresz67gbo">
+        <w:r>
+          <w:rPr>
+            <w:rFonts w:ascii="Arial" w:cs="Arial" w:eastAsia="Arial" w:hAnsi="Arial"/>
+            <w:color w:val="1F6B75"/>
+            <w:sz w:val="17"/>
+            <w:szCs w:val="17"/>
+            <w:u w:val="single" w:color="1F6B75"/>
+          </w:rPr>
+          <w:t xml:space="preserve">https://creativecommons.org/licenses/by-nc/4.0/</w:t>
+        </w:r>
+      </w:hyperlink>
+      <w:r>
+        <w:rPr>
+          <w:rFonts w:ascii="Arial" w:cs="Arial" w:eastAsia="Arial" w:hAnsi="Arial"/>
+          <w:sz w:val="17"/>
+          <w:szCs w:val="17"/>
+        </w:rPr>
+        <w:t xml:space="preserve">. You are free to copy, redistribute, and adapt this material in any medium or format, provided appropriate credit is given and the material is not used for commercial purposes. KICD learning outcomes and curriculum designations reproduced here for alignment purposes remain the property of KICD and are not covered by this license. Linked external resources (e.g. CK-12, Khan Academy, PhET) are subject to their own licenses.</w:t>
       </w:r>
     </w:p>
     <w:p>

--- a/data/outputs/v2/Maths/SS3.2_Rotation/Mathematics_Rotation_SummaryTable.docx
+++ b/data/outputs/v2/Maths/SS3.2_Rotation/Mathematics_Rotation_SummaryTable.docx
@@ -564,7 +564,7 @@
                 <w:sz w:val="18"/>
                 <w:szCs w:val="18"/>
               </w:rPr>
-              <w:t xml:space="preserve">Students observed images and/or a short video of the Ngong Hills wind turbines in operation. They noticed that no matter how far the blades spin, the turbine appears visually identical at every position — the blades seem to 'look the same.' The teacher used this as the anchoring phenomenon to surface students' initial questions and prior knowledge about turning and movement.</w:t>
+              <w:t xml:space="preserve">Students watched the Ngong Hills Wind Farm turbine video and recorded observations in a three-column table (what is moving, what stays the same, what is puzzling). They noted that individual blades move through space but the overall three-blade assembly appears unchanged at every stop position, and that the central hub point never moves.</w:t>
             </w:r>
           </w:p>
         </w:tc>
@@ -596,7 +596,7 @@
                 <w:sz w:val="18"/>
                 <w:szCs w:val="18"/>
               </w:rPr>
-              <w:t xml:space="preserve">Students were introduced to the foundational vocabulary of rotation: (1) Centre of rotation — the fixed point about which all turning occurs (analogous to the turbine hub, which stays stationary while blades spin); (2) Angle of rotation — the amount of turn, measured in degrees, from an object point to its image point; (3) Direction of rotation — anticlockwise (positive, the mathematical convention) or clockwise (negative); (4) Object and image — the original figure and its rotated result. Students also learned that rotation is a type of transformation in which every point of a figure turns through the same angle about the same fixed centre.</w:t>
+              <w:t xml:space="preserve">Students were introduced to the vocabulary of rotation: centre of rotation (the fixed point — the turbine hub), angle of rotation (how far a point moves around the centre), direction of rotation (clockwise = negative; anticlockwise = positive), object (original position) and image (new position). They co-constructed a working definition: rotation moves every point on a shape through the same angle around a fixed centre, preserving shape and size.</w:t>
             </w:r>
           </w:p>
         </w:tc>
@@ -628,7 +628,7 @@
                 <w:sz w:val="18"/>
                 <w:szCs w:val="18"/>
               </w:rPr>
-              <w:t xml:space="preserve">The Ngong Hills turbine blades 'look the same' after each turn because rotation preserves the shape, size, and orientation of the object — the hub is the centre of rotation, each blade tip traces a circular arc of equal radius, and the three blades are equally spaced at 120° apart, so the overall figure maps onto itself every 120°. Pedagogical note: Use cold-calling (minimum 3 students) to surface misconceptions — a common error is students confusing rotation with reflection or translation. Anchor every definition back to a labelled diagram of the turbine hub and one blade.</w:t>
+              <w:t xml:space="preserve">Students began to explain the anchoring phenomenon: the Ngong Hills turbine blades always look the same because the three-blade assembly is being rotated about its central hub, and rotation preserves the shape and size of the figure. However, students cannot yet explain why exactly 120° produces an identical-looking assembly, how to calculate exactly where any point on a blade will land, or how to determine the centre and angle of rotation from a diagram alone — these questions are recorded on the DQB and will drive Lessons 2–6.</w:t>
             </w:r>
           </w:p>
         </w:tc>
@@ -713,7 +713,7 @@
                 <w:sz w:val="18"/>
                 <w:szCs w:val="18"/>
               </w:rPr>
-              <w:t xml:space="preserve">Students rotated cut-out shapes (or used dynamic geometry software/paper tracing) about a fixed point and compared the object and its image, recording measurements of side lengths, angles, and distances from the centre. They observed that the shape did not change size or form — it simply moved to a new position. They also noticed that the distance from each object point to the centre equalled the distance from its image point to the same centre.</w:t>
+              <w:t xml:space="preserve">Learners rotated cardboard cut-out shapes (modelled on the Ngong Hills turbine blades) about a fixed pin on grid paper. They measured the distances from the centre O to each vertex of the object and to the corresponding vertex of the image for rotations of +90° (anti-clockwise) and −120° (clockwise), and recorded all values in an evidence table. They also performed a congruence check by overlaying the object and image cut-outs.</w:t>
             </w:r>
           </w:p>
         </w:tc>
@@ -745,7 +745,7 @@
                 <w:sz w:val="18"/>
                 <w:szCs w:val="18"/>
               </w:rPr>
-              <w:t xml:space="preserve">Rotation has four defining properties: (1) The centre of rotation O is fixed — it does not move and is the only invariant point (unless a point lies on O itself); (2) The distance from O to any object point equals the distance from O to its corresponding image point — i.e., OA = OA′ for every point A; (3) The angle of rotation is the same for every point — ∠AOA′ = ∠BOB′ = the stated angle of rotation; (4) The image is congruent to the object — lengths, angles, and area are all preserved. What changes is position (and apparent orientation relative to external reference lines).</w:t>
+              <w:t xml:space="preserve">Rotation has four defining properties: (1) the centre of rotation O is fixed and does not move; (2) the distance from O to any point on the object equals the distance from O to its image — OA = OA' (distance is invariant); (3) the object and its image are always congruent — same shape, same size, only position changes; (4) direction matters — a positive angle means anti-clockwise rotation and a negative angle means clockwise rotation. The angle of rotation is measured at the centre, from the line joining O to the object point to the line joining O to the image point.</w:t>
             </w:r>
           </w:p>
         </w:tc>
@@ -777,7 +777,7 @@
                 <w:sz w:val="18"/>
                 <w:szCs w:val="18"/>
               </w:rPr>
-              <w:t xml:space="preserve">These four properties explain why every Ngong Hills turbine blade tip traces a perfect circle around the hub: each tip is a fixed distance from the hub (OA = OA′), and each tip sweeps the same angle per unit time. Pedagogical note: Explicitly contrast with translation (where direction/distance changes position but no fixed centre exists) and reflection (where orientation is reversed). A well-labelled diagram showing OA = OA′ and ∠AOA′ for two different points A and B on the same blade is the key reference diagram for this lesson.</w:t>
+              <w:t xml:space="preserve">These four properties explain why the Ngong Hills wind turbine blades always look the same no matter where they stop: the hub is the fixed centre of rotation, each blade tip is the same distance from the hub before and after turning (distance invariant), and the entire three-blade assembly is congruent to itself after every rotation — the blades have simply changed position, not shape or size. The direction of spin (positive = anti-clockwise when viewed from the front) is a mathematical fact about the rotation that engineers can measure and predict precisely.</w:t>
             </w:r>
           </w:p>
         </w:tc>
@@ -862,7 +862,7 @@
                 <w:sz w:val="18"/>
                 <w:szCs w:val="18"/>
               </w:rPr>
-              <w:t xml:space="preserve">Students plotted a single point (e.g., A(3, 2)) on the Cartesian plane, then physically rotated their grid paper (or used tracing paper) by 90°, 180°, and 270° anticlockwise about the origin, recording the new coordinates each time. They observed a predictable numerical pattern in the coordinate pairs as the angle increased.</w:t>
+              <w:t xml:space="preserve">Students watched a simulation and used Cartesian grids to physically rotate points A(3,1) and B(−2,3) through 90°, 180°, and 270° anticlockwise about the origin, recording image coordinates in a data table and comparing hand-plotted results with the digital simulation output.</w:t>
             </w:r>
           </w:p>
         </w:tc>
@@ -894,7 +894,7 @@
                 <w:sz w:val="18"/>
                 <w:szCs w:val="18"/>
               </w:rPr>
-              <w:t xml:space="preserve">Students derived and must be able to apply the four coordinate rotation rules about the origin: (1) 90° anticlockwise: (x, y) → (−y, x); (2) 180° (either direction): (x, y) → (−x, −y); (3) 270° anticlockwise (= 90° clockwise): (x, y) → (y, −x); (4) 360°: (x, y) → (x, y) — the point returns to its original position. These rules apply to any point and are derived from the geometry of equal distances from O and equal angles swept. Students should be able to verify each rule using the distance formula: the distance from O must be preserved.</w:t>
+              <w:t xml:space="preserve">Students derived and applied the four coordinate rotation rules about the origin: 90° anticlockwise (x,y)→(−y,x); 90° clockwise / 270° anticlockwise (x,y)→(y,−x); 180° (x,y)→(−x,−y); and confirmed that a positive rotation angle means anticlockwise while a negative angle means clockwise.</w:t>
             </w:r>
           </w:p>
         </w:tc>
@@ -926,7 +926,7 @@
                 <w:sz w:val="18"/>
                 <w:szCs w:val="18"/>
               </w:rPr>
-              <w:t xml:space="preserve">If a blade tip on a Ngong Hills turbine is located at coordinates (3, 2) relative to the hub at the origin, after a 90° anticlockwise rotation it will be at (−2, 3), after 180° at (−3, −2), and after 270° anticlockwise at (2, −3). The rules allow engineers and mathematicians to predict exact positions without measuring every time. Pedagogical note: Require students to verify at least one transformation using the distance formula d = √(x² + y²) to confirm the distance from O is unchanged. Cold-call at least 4 students to state a rule unprompted.</w:t>
+              <w:t xml:space="preserve">Students explained that the Ngong Hills turbine blade tip at P(4,2) moves to predictable, calculable positions — (−2,4), (−4,−2), and (2,−4) — after successive 90° anticlockwise rotations, and that after four such rotations it returns exactly to (4,2), beginning to explain mathematically why the blade always looks the same regardless of its rotational position.</w:t>
             </w:r>
           </w:p>
         </w:tc>
@@ -1011,7 +1011,7 @@
                 <w:sz w:val="18"/>
                 <w:szCs w:val="18"/>
               </w:rPr>
-              <w:t xml:space="preserve">Students plotted a triangle or quadrilateral with labelled vertices on the Cartesian plane and applied the coordinate rotation rules (from Lesson 3) to each vertex individually, then connected the image vertices to form the rotated shape. They observed that the image shape was congruent to the object and that each vertex moved by the same angle about the origin.</w:t>
+              <w:t xml:space="preserve">Students observed that when every vertex of triangle KMN was rotated 90° anticlockwise about the origin, the resulting image triangle K′M′N′ had exactly the same side lengths and angles as the original — confirmed by measurement with a ruler and by GeoGebra. They also observed that rotating quadrilateral ABCD by 180° about the origin produced an image that was congruent to the object and positioned symmetrically about the origin.</w:t>
             </w:r>
           </w:p>
         </w:tc>
@@ -1043,7 +1043,7 @@
                 <w:sz w:val="18"/>
                 <w:szCs w:val="18"/>
               </w:rPr>
-              <w:t xml:space="preserve">To rotate a shape about the origin, students apply the appropriate coordinate rule to every vertex of the shape: 90° anticlockwise maps (x, y) to (−y, x); 180° maps (x, y) to (−x, −y); 270° anticlockwise maps (x, y) to (y, −x). The image vertices are then joined in order to produce the rotated shape. Key procedural steps: (1) List all vertices; (2) Apply the rule to each vertex; (3) Plot image vertices; (4) Connect image vertices in the same order as the object; (5) Label the image with prime notation (A′, B′, C′). The image is always congruent to the object.</w:t>
+              <w:t xml:space="preserve">Students learned the coordinate transformation rules for rotation about the origin: 90° anticlockwise maps (x, y) to (−y, x); 180° maps (x, y) to (−x, −y); 90° clockwise maps (x, y) to (y, −x). They also learned that rotation about a non-origin centre requires each vertex to be rotated through the same angle about that specific centre point, and that positive angles indicate anticlockwise direction while negative angles indicate clockwise direction.</w:t>
             </w:r>
           </w:p>
         </w:tc>
@@ -1075,7 +1075,7 @@
                 <w:sz w:val="18"/>
                 <w:szCs w:val="18"/>
               </w:rPr>
-              <w:t xml:space="preserve">Rotating a full turbine blade shape (modelled as a polygon) about the hub (origin) by 120° anticlockwise produces an image that perfectly overlaps the position of the next blade — demonstrating both the mathematics of the rotation rules and the visual 'sameness' of the turbine. Pedagogical note: A common student error is applying the rule to only some vertices or mis-signing the coordinates. Insist students show a two-column table of object coordinates → image coordinates before plotting. Use a worked example with a triangle representing a simplified turbine blade cross-section.</w:t>
+              <w:t xml:space="preserve">Students explained that the Ngong Hills turbine blades always look the same no matter where they stop because rotation is a congruence-preserving transformation — every point on the blade moves through the same angle about the fixed hub, so the overall shape and size of the blade is unchanged. The three blades, spaced 120° apart, each map exactly onto the next blade's position after a one-third turn, which is why the turbine assembly appears identical at every stopping point.</w:t>
             </w:r>
           </w:p>
         </w:tc>
@@ -1160,7 +1160,7 @@
                 <w:sz w:val="18"/>
                 <w:szCs w:val="18"/>
               </w:rPr>
-              <w:t xml:space="preserve">Students were given an object shape and its image on the Cartesian plane (or dot paper) without being told the centre or angle of rotation. They attempted to locate the centre by inspection, then used a ruler and compass (or set square) to find the perpendicular bisectors of lines joining corresponding object–image point pairs.</w:t>
+              <w:t xml:space="preserve">Learners observed a teacher-led compass-and-ruler construction showing how perpendicular bisectors of segments joining object-image point pairs (PP' and QQ') intersect at a single point — the centre of rotation. They also read an explanation of WHY this works: because rotation preserves distance from the centre, every object-image pair is equidistant from the centre, so the centre must lie on the perpendicular bisector of each such segment.</w:t>
             </w:r>
           </w:p>
         </w:tc>
@@ -1192,7 +1192,7 @@
                 <w:sz w:val="18"/>
                 <w:szCs w:val="18"/>
               </w:rPr>
-              <w:t xml:space="preserve">Students learned two key constructions: (1) Finding the centre of rotation — construct the perpendicular bisector of the segment joining each object point to its corresponding image point; the perpendicular bisectors of at least two such segments intersect at the centre of rotation O. (2) Finding the angle of rotation — once O is located, join any object point A to O and its image A′ to O; the angle ∠AOA′ (measured with a protractor) is the angle of rotation. Direction (clockwise or anticlockwise) is determined by noting which way A moved to reach A′ around O.</w:t>
+              <w:t xml:space="preserve">Learners learned that: (1) the centre of rotation is the unique point equidistant from every object point and its corresponding image point; (2) constructing perpendicular bisectors of two object-image point segments and finding their intersection locates the centre; (3) the angle of rotation is measured at the centre O between the ray to the object point and the ray to the image point; (4) a positive (anti-clockwise) or negative (clockwise) sign must accompany the angle. They also learned that this construction can reverse-engineer a rotation — given only two blade positions, the turbine hub's location is fully determined.</w:t>
             </w:r>
           </w:p>
         </w:tc>
@@ -1224,7 +1224,7 @@
                 <w:sz w:val="18"/>
                 <w:szCs w:val="18"/>
               </w:rPr>
-              <w:t xml:space="preserve">If a wind-monitoring engineer at Ngong Hills photographs the turbine at two moments and needs to know exactly how far it has rotated (and about which precise hub point), they would use exactly these constructions: perpendicular bisectors to locate the hub and angle measurement to determine rotation. This shows that mathematics can recover 'hidden' information from observable outcomes. Pedagogical note: Allow adequate wait time (minimum 30 seconds) for students to attempt the construction before demonstrating. Emphasise that two perpendicular bisectors are the minimum needed; a third provides a verification check.</w:t>
+              <w:t xml:space="preserve">Learners explained how — given only the positions of a Ngong Hills turbine blade before and after a rotation — they can construct perpendicular bisectors of two corresponding vertex segments to locate the exact centre of rotation (the turbine hub), and then use a protractor at that centre to measure and state the angle and direction of rotation. They updated their cumulative model and DQB to reflect that the hub is not merely a visible physical point but a geometrically necessary and recoverable centre of rotational symmetry.</w:t>
             </w:r>
           </w:p>
         </w:tc>
@@ -1309,7 +1309,7 @@
                 <w:sz w:val="18"/>
                 <w:szCs w:val="18"/>
               </w:rPr>
-              <w:t xml:space="preserve">Students were given cut-out regular polygons (equilateral triangle, square, regular pentagon, regular hexagon) and common Kenyan objects/symbols (e.g., the Kenyan shilling coin, a maize cross-section, a traditional Maasai shield design) and rotated them about their centres, counting how many times the shape mapped exactly onto itself before completing a full 360° turn.</w:t>
+              <w:t xml:space="preserve">Students watched a video of the Ngong Hills three-bladed wind turbine and animated regular polygons (equilateral triangle, square, regular pentagon, regular hexagon) rotating about their centres, as well as a Maasai beadwork 6-petal rosette and a square Kanga tile unit. They recorded in an observation table every angle at which each shape mapped onto itself within one full 360° turn, and counted the number of times each shape did so.</w:t>
             </w:r>
           </w:p>
         </w:tc>
@@ -1341,7 +1341,7 @@
                 <w:sz w:val="18"/>
                 <w:szCs w:val="18"/>
               </w:rPr>
-              <w:t xml:space="preserve">A shape has rotational symmetry of order n if it maps exactly onto itself n times during a full 360° rotation. The minimum angle of rotation that produces such a mapping is the angle of rotational symmetry = 360° ÷ n. Key results: equilateral triangle — order 3, minimum angle 120°; square — order 4, minimum angle 90°; regular pentagon — order 5, minimum angle 72°; regular hexagon — order 6, minimum angle 60°. Every shape has at least order 1 (a full 360° rotation). A shape with order 1 only is said to have no rotational symmetry. The three-bladed Ngong Hills turbine has rotational symmetry of order 3 (minimum angle 120°).</w:t>
+              <w:t xml:space="preserve">A shape has rotational symmetry of order n if it maps exactly onto itself n times during a full 360° rotation. The minimum angle of rotation that produces a self-mapping is calculated as 360° ÷ n. The Ngong Hills three-bladed turbine has rotational symmetry of order 3, with self-mappings at 120°, 240°, and 360°. This is why the blade assembly always looks the same at those positions — the rotation maps every blade onto the position of another blade.</w:t>
             </w:r>
           </w:p>
         </w:tc>
@@ -1373,7 +1373,7 @@
                 <w:sz w:val="18"/>
                 <w:szCs w:val="18"/>
               </w:rPr>
-              <w:t xml:space="preserve">The Ngong Hills wind turbine 'always looks the same' precisely because it has rotational symmetry of order 3: every 120° rotation maps the turbine onto itself. This is the mathematical answer to the anchoring phenomenon. Pedagogical note: Connect explicitly to the driving question here — this is a pivotal lesson. Have students record on the Driving Question Board: 'The turbine has order-3 rotational symmetry; minimum rotation angle = 120°.' Use the maize cross-section as a local food-context example (typically order 8–16 depending on kernel rows) to extend thinking.</w:t>
+              <w:t xml:space="preserve">The three-bladed Ngong Hills turbine always looks the same at certain rotation positions because the three blades are equally spaced at 120° apart, giving the assembly a rotational symmetry of order 3. Every time the turbine rotates 120° anticlockwise (positive rotation), each blade moves into the exact position the previous blade occupied, so the overall shape is unchanged. This is a property called rotational symmetry, and the order tells us how many times this identical mapping occurs in one full 360° turn.</w:t>
             </w:r>
           </w:p>
         </w:tc>
@@ -1426,7 +1426,7 @@
                 <w:sz w:val="18"/>
                 <w:szCs w:val="18"/>
               </w:rPr>
-              <w:t xml:space="preserve">Rotation About a Point Other Than the Origin</w:t>
+              <w:t xml:space="preserve">Axis and Order of Rotational Symmetry: From 2D Figures to 3D Objects</w:t>
             </w:r>
           </w:p>
         </w:tc>
@@ -1458,7 +1458,7 @@
                 <w:sz w:val="18"/>
                 <w:szCs w:val="18"/>
               </w:rPr>
-              <w:t xml:space="preserve">Students plotted a shape and a centre of rotation C that was NOT at the origin (e.g., C(2, 1)) and attempted to rotate the shape. They observed that simply applying the origin-based coordinate rules gave the wrong image — the shape did not rotate correctly about C. This productive struggle helped students see the need for a new approach.</w:t>
+              <w:t xml:space="preserve">Students observed that 3D objects such as a sufuria, a bottle cap, a gear, and the Ngong Hills turbine hub each rotate about a fixed line called an axis of rotational symmetry, and that they map onto themselves a countable number of times in one full rotation.</w:t>
             </w:r>
           </w:p>
         </w:tc>
@@ -1490,7 +1490,7 @@
                 <w:sz w:val="18"/>
                 <w:szCs w:val="18"/>
               </w:rPr>
-              <w:t xml:space="preserve">To rotate a shape about a point C(a, b) other than the origin: (1) Translate the entire figure so that C moves to the origin — subtract (a, b) from every vertex: (x, y) → (x − a, y − b); (2) Apply the standard origin rotation rule for the required angle; (3) Translate back by adding (a, b) to every image vertex: (x′, y′) → (x′ + a, y′ + b). This three-step process (translate → rotate → translate back) is the general method. Students should present working in a three-column table: original coordinates | shifted coordinates | final image coordinates.</w:t>
+              <w:t xml:space="preserve">The axis of rotational symmetry is the fixed straight line about which a 3D object maps onto itself during rotation. The order of rotational symmetry and minimum angle formula (360 degrees divided by order) apply in exactly the same way in 3D as in 2D. The turbine rotates about the horizontal shaft through its hub — this is its axis — and has order 3 with minimum angle 120 degrees.</w:t>
             </w:r>
           </w:p>
         </w:tc>
@@ -1522,7 +1522,7 @@
                 <w:sz w:val="18"/>
                 <w:szCs w:val="18"/>
               </w:rPr>
-              <w:t xml:space="preserve">The turbine hub at Ngong Hills is not always placed at a coordinate origin in engineering drawings — it may be at any reference point on a grid. Using the translate–rotate–translate method, engineers can calculate exact blade tip positions regardless of where the hub appears on the plan. Pedagogical note: A common error is forgetting to translate back at step 3. Insist on the three-column table as a non-negotiable written format. Use C(2, 1) with a triangle representing a blade cross-section as the class worked example.</w:t>
+              <w:t xml:space="preserve">The reason the Ngong Hills turbine blades always look the same can now be described with full 3D precision: the assembly has rotational symmetry of order 3 about the horizontal axis through the hub, meaning every 120 degrees of rotation maps the blade assembly exactly onto itself. This is not just a flat geometric property — it is a physical property of the real machine spinning in three-dimensional space.</w:t>
             </w:r>
           </w:p>
         </w:tc>
@@ -1607,7 +1607,7 @@
                 <w:sz w:val="18"/>
                 <w:szCs w:val="18"/>
               </w:rPr>
-              <w:t xml:space="preserve">Students measured and compared corresponding sides and angles of an object shape and its rotated image (from earlier lessons), recording results in a table. They observed that every pair of corresponding lengths was equal and every pair of corresponding angles was equal, regardless of the angle of rotation applied.</w:t>
+              <w:t xml:space="preserve">Students observed (through direct measurement on worksheets) that when a shape is rotated, the side lengths and angle sizes of the image are identical to those of the original object. A video of a Maasai shield motif being rotated also showed on-screen measurements remaining unchanged after rotation.</w:t>
             </w:r>
           </w:p>
         </w:tc>
@@ -1639,7 +1639,7 @@
                 <w:sz w:val="18"/>
                 <w:szCs w:val="18"/>
               </w:rPr>
-              <w:t xml:space="preserve">Rotation is an isometry — a transformation that preserves length, angle size, and area — making the image congruent to the original object. Formally: if shape A′B′C′ is the image of shape ABC under any rotation, then A′B′ = AB, B′C′ = BC, A′C′ = AC, and all corresponding angles are equal, therefore △ABC ≅ △A′B′C′ (by SSS or SAS congruence). The three properties preserved are: (1) side length; (2) angle measure; (3) area. Orientation is preserved (unlike reflection, which reverses orientation). Students must be able to state a formal congruence statement with correct vertex correspondence.</w:t>
+              <w:t xml:space="preserve">Students learned that rotation is an isometry — a transformation that preserves length, angle size, and area — making the image congruent to the original. They learned that rotation, reflection, and translation are all congruence transformations, but only reflection reverses orientation. They formalised that the three Ngong Hills turbine blades are congruent because each is the image of the previous blade under a 120° anticlockwise rotation about the central hub.</w:t>
             </w:r>
           </w:p>
         </w:tc>
@@ -1671,7 +1671,7 @@
                 <w:sz w:val="18"/>
                 <w:szCs w:val="18"/>
               </w:rPr>
-              <w:t xml:space="preserve">All three Ngong Hills turbine blades are congruent to each other because each blade is simply a rotation of the first blade by 120° and 240° about the hub. Because rotation is an isometry, every dimension of every blade is identical — this is essential for mechanical balance and consistent energy generation. Pedagogical note: Use the formal congruence notation △ABC ≅ △A′B′C′ and require students to justify each corresponding part. Contrast with dilation (which is NOT an isometry) to sharpen understanding of what 'isometry' means.</w:t>
+              <w:t xml:space="preserve">Students explained that the turbine blades always look the same because rotation is an isometry: no matter how far the blades spin, their shape and size cannot change. Each blade is mapped perfectly onto the next by a 120° rotation, proving the three blades are congruent — which is exactly why the turbine appears visually identical in every rotational position.</w:t>
             </w:r>
           </w:p>
         </w:tc>
@@ -1756,7 +1756,7 @@
                 <w:sz w:val="18"/>
                 <w:szCs w:val="18"/>
               </w:rPr>
-              <w:t xml:space="preserve">Students examined three real-life rotation contexts: (1) an analogue clock face, identifying the angle swept by the minute and hour hands over various time intervals; (2) a Ferris wheel at the Nairobi Uhuru Gardens, analysing passenger gondola positions after partial turns; (3) a rotating Kenyan chapati (flat bread) on a pan, discussing symmetry and even cooking. Students measured or calculated angles and matched them to coordinate transformations.</w:t>
+              <w:t xml:space="preserve">Learners observed four real-life Kenyan rotation contexts at carousel stations: a rotationally symmetric logo design, analogue clock faces showing swept angles, an illustrated model of the Earth rotating on its axis to create day and night in Nairobi, and a meshed gear diagram showing the relationship between driver and driven gear rotations.</w:t>
             </w:r>
           </w:p>
         </w:tc>
@@ -1788,7 +1788,7 @@
                 <w:sz w:val="18"/>
                 <w:szCs w:val="18"/>
               </w:rPr>
-              <w:t xml:space="preserve">Key application results: (1) Clock hands — the minute hand sweeps 360° ÷ 60 min = 6° per minute (clockwise, therefore negative by convention); the hour hand sweeps 360° ÷ 12 hr = 0.5° per minute. (2) Ferris wheel — a gondola's position after a rotation of θ° about the wheel's fixed centre can be computed using the rotation coordinate rules; at 90° anticlockwise from the rightmost point, the gondola is at the topmost point. (3) General principle — any real-world object turning about a fixed axis obeys the same rotation mathematics. Students should be able to set up and solve angle-of-rotation problems in context.</w:t>
+              <w:t xml:space="preserve">Learners learned that: (1) the angle swept by a clock's minute hand is 6° per minute (360° ÷ 60 min), making it a negative (clockwise) rotation; (2) the Earth rotates 15° per hour on its axis, and Nairobi must rotate 180° from midday to midnight; (3) gear rotation angles are inversely proportional to the number of teeth (a 24-tooth gear driving an 8-tooth gear produces a 3:1 rotation ratio); (4) rotationally symmetric logos are produced by rotating a base shape through equal angles (e.g., 120° for order 3, 90° for order 4) about a fixed centre — the same mathematics that governs the Ngong Hills turbine blades.</w:t>
             </w:r>
           </w:p>
         </w:tc>
@@ -1820,7 +1820,7 @@
                 <w:sz w:val="18"/>
                 <w:szCs w:val="18"/>
               </w:rPr>
-              <w:t xml:space="preserve">The same mathematics that describes a Ngong Hills turbine blade also describes a Nairobi Ferris wheel gondola, a clock hand, and a chapati rotating on a pan — all are rotations about a fixed centre. Recognising rotation in real life allows engineers, designers, and everyday users to make accurate predictions about position and timing. Pedagogical note: Cold-call at least 3 students to identify the centre, angle, and direction in each new context before working the calculation. Emphasise unit consistency — angles must be in degrees unless otherwise specified at this level.</w:t>
+              <w:t xml:space="preserve">Learners explained that all rotating systems — the Ngong Hills turbine, clock hands, the Earth, and gears — are governed by the same rotation mathematics: a fixed centre of rotation, a measurable angle with a direction (positive = anticlockwise, negative = clockwise), and the preservation of distance from the centre. The turbine blades 'always look the same' because each 120° rotation maps the blade assembly perfectly onto itself — a property shared by every rotationally symmetric object, from Kenyan logos to the Earth's daily spin.</w:t>
             </w:r>
           </w:p>
         </w:tc>
@@ -1905,7 +1905,7 @@
                 <w:sz w:val="18"/>
                 <w:szCs w:val="18"/>
               </w:rPr>
-              <w:t xml:space="preserve">Students reviewed all entries on the Driving Question Board (DQB) accumulated across Lessons 1–9, identifying which questions had been answered, which had been partially answered, and whether any new questions remained. They also revisited the anchoring phenomenon — the Ngong Hills wind turbine — and compared their Lesson 1 initial model/explanation with their current, fully developed model.</w:t>
+              <w:t xml:space="preserve">Students watched the Ngong Hills Wind Farm turbine video again (the same clip from Lesson 1) and observed that the three equally-spaced blades, each separated by 120°, cause the entire blade assembly to map perfectly onto itself three times in one full 360° rotation. They also observed, through the evidence gallery walk, a consolidated display of all unit evidence: direction conventions (positive = anti-clockwise, negative = clockwise), fractional turns (90° = ¼ turn, 120° = ⅓ turn), centre-of-rotation construction, and congruence preservation.</w:t>
             </w:r>
           </w:p>
         </w:tc>
@@ -1937,7 +1937,7 @@
                 <w:sz w:val="18"/>
                 <w:szCs w:val="18"/>
               </w:rPr>
-              <w:t xml:space="preserve">The complete mathematical answer to the driving question integrates all unit learning: (1) The turbine blades 'always look the same' because the three-bladed rotor has rotational symmetry of order 3 — it maps onto itself every 120°; (2) The hub is the centre of rotation — a fixed invariant point; (3) Rotation preserves length, angle, and area (isometry), so all three blades are congruent; (4) Coordinate rotation rules — (x,y)→(−y,x) for 90° anticlockwise, (x,y)→(−x,−y) for 180°, (x,y)→(y,−x) for 270° anticlockwise — allow exact prediction of any blade-tip position; (5) For a hub not at the origin, the translate–rotate–translate method extends these rules. Together, these ideas form a complete, coherent model of rotation.</w:t>
+              <w:t xml:space="preserve">Students learned that the driving question — 'Why do the blades of the Ngong Hills wind turbine always look the same no matter how far they rotate?' — is fully answered by five interconnected mathematical ideas: (1) Rotation is defined by a centre, an angle, and a direction; (2) A positive angle means anti-clockwise rotation, a negative angle means clockwise rotation; (3) The three blades are equally spaced at 120° intervals, giving the assembly an order-3 rotational symmetry — meaning it maps onto itself 3 times in 360°; (4) Rotation is an isometric transformation, so every blade image is congruent to the original — lengths, angles, and area are all preserved; (5) Given any object–image pair, the centre and angle of rotation can be determined precisely using perpendicular bisectors and angle measurement.</w:t>
             </w:r>
           </w:p>
         </w:tc>
@@ -1969,7 +1969,7 @@
                 <w:sz w:val="18"/>
                 <w:szCs w:val="18"/>
               </w:rPr>
-              <w:t xml:space="preserve">The driving question is fully answered: the Ngong Hills turbine blades always look the same because the rotor has order-3 rotational symmetry (minimum angle 120°), and we can predict any blade-tip position exactly using the coordinate rotation rules together with the properties of isometry. This lesson closes the learning arc that began with student wonder in Lesson 1 and built concept by concept to a rigorous mathematical model. Pedagogical note: Allocate time for students to write or present their final model explanation in their own words — this is the assessment-for-learning capstone. Celebrate the journey from 'I wonder why…' to 'I can prove that…' as a reflection on mathematical thinking.</w:t>
+              <w:t xml:space="preserve">Students explained the driving question in their own written Final Explanations (Q5 of the summative task) using all five required mathematical terms. The class-level consensus explanation is: 'The blades of the Ngong Hills wind turbine always look the same because the three blades are equally spaced at 120° from one another around the fixed centre of rotation at the hub. When the turbine rotates by 120° anti-clockwise (a positive rotation), the entire blade assembly maps perfectly onto itself — this is order-3 rotational symmetry. Because rotation is an isometric transformation, every blade in its new position is congruent to its original position: all lengths, angles, and areas are preserved. This means no matter how many 120° turns the turbine makes — whether clockwise (negative angles) or anti-clockwise (positive angles) — the shape always appears identical. Using the mathematics of rotation, we can predict exactly where any point on a blade will land after any given angle of rotation about the hub.'</w:t>
             </w:r>
           </w:p>
         </w:tc>
@@ -2093,7 +2093,7 @@
         </w:rPr>
         <w:t xml:space="preserve">© 2026 SeaVuria and ARES. This work is licensed under a </w:t>
       </w:r>
-      <w:hyperlink w:history="1" r:id="rIdmur2s258xmmmbyl2ya329">
+      <w:hyperlink w:history="1" r:id="rId1gppkajpyxnf3fqp9uvnv">
         <w:r>
           <w:rPr>
             <w:rFonts w:ascii="Arial" w:cs="Arial" w:eastAsia="Arial" w:hAnsi="Arial"/>
@@ -2113,7 +2113,7 @@
         </w:rPr>
         <w:t xml:space="preserve"> (</w:t>
       </w:r>
-      <w:hyperlink w:history="1" r:id="rIdjaqmerzj-yabi0az5rasz">
+      <w:hyperlink w:history="1" r:id="rIdpho6zywudcvmumwpyblik">
         <w:r>
           <w:rPr>
             <w:rFonts w:ascii="Arial" w:cs="Arial" w:eastAsia="Arial" w:hAnsi="Arial"/>
@@ -2133,7 +2133,7 @@
         </w:rPr>
         <w:t xml:space="preserve">). To view a copy of this license, visit </w:t>
       </w:r>
-      <w:hyperlink w:history="1" r:id="rIdqwb0-pgl2sbfcmskfhxrc">
+      <w:hyperlink w:history="1" r:id="rIdkoz_eelnlbb_owugeizvn">
         <w:r>
           <w:rPr>
             <w:rFonts w:ascii="Arial" w:cs="Arial" w:eastAsia="Arial" w:hAnsi="Arial"/>

--- a/data/outputs/v2/Maths/SS3.2_Rotation/Mathematics_Rotation_SummaryTable.docx
+++ b/data/outputs/v2/Maths/SS3.2_Rotation/Mathematics_Rotation_SummaryTable.docx
@@ -2093,7 +2093,7 @@
         </w:rPr>
         <w:t xml:space="preserve">© 2026 SeaVuria and ARES. This work is licensed under a </w:t>
       </w:r>
-      <w:hyperlink w:history="1" r:id="rId1gppkajpyxnf3fqp9uvnv">
+      <w:hyperlink w:history="1" r:id="rIdqv7t17ecvahg044y7f2gr">
         <w:r>
           <w:rPr>
             <w:rFonts w:ascii="Arial" w:cs="Arial" w:eastAsia="Arial" w:hAnsi="Arial"/>
@@ -2113,7 +2113,7 @@
         </w:rPr>
         <w:t xml:space="preserve"> (</w:t>
       </w:r>
-      <w:hyperlink w:history="1" r:id="rIdpho6zywudcvmumwpyblik">
+      <w:hyperlink w:history="1" r:id="rIddjxu5vlo_rfjzsxdqltu1">
         <w:r>
           <w:rPr>
             <w:rFonts w:ascii="Arial" w:cs="Arial" w:eastAsia="Arial" w:hAnsi="Arial"/>
@@ -2133,7 +2133,7 @@
         </w:rPr>
         <w:t xml:space="preserve">). To view a copy of this license, visit </w:t>
       </w:r>
-      <w:hyperlink w:history="1" r:id="rIdkoz_eelnlbb_owugeizvn">
+      <w:hyperlink w:history="1" r:id="rIdvckodp4yk5taeaomq2zwa">
         <w:r>
           <w:rPr>
             <w:rFonts w:ascii="Arial" w:cs="Arial" w:eastAsia="Arial" w:hAnsi="Arial"/>

--- a/data/outputs/v2/Maths/SS3.2_Rotation/Mathematics_Rotation_SummaryTable.docx
+++ b/data/outputs/v2/Maths/SS3.2_Rotation/Mathematics_Rotation_SummaryTable.docx
@@ -2093,7 +2093,7 @@
         </w:rPr>
         <w:t xml:space="preserve">© 2026 SeaVuria and ARES. This work is licensed under a </w:t>
       </w:r>
-      <w:hyperlink w:history="1" r:id="rIdqv7t17ecvahg044y7f2gr">
+      <w:hyperlink w:history="1" r:id="rIdil3gx-6lh8wo3oycfmzts">
         <w:r>
           <w:rPr>
             <w:rFonts w:ascii="Arial" w:cs="Arial" w:eastAsia="Arial" w:hAnsi="Arial"/>
@@ -2113,7 +2113,7 @@
         </w:rPr>
         <w:t xml:space="preserve"> (</w:t>
       </w:r>
-      <w:hyperlink w:history="1" r:id="rIddjxu5vlo_rfjzsxdqltu1">
+      <w:hyperlink w:history="1" r:id="rIdrdsnd7k4snbh2iywhz_dm">
         <w:r>
           <w:rPr>
             <w:rFonts w:ascii="Arial" w:cs="Arial" w:eastAsia="Arial" w:hAnsi="Arial"/>
@@ -2133,7 +2133,7 @@
         </w:rPr>
         <w:t xml:space="preserve">). To view a copy of this license, visit </w:t>
       </w:r>
-      <w:hyperlink w:history="1" r:id="rIdvckodp4yk5taeaomq2zwa">
+      <w:hyperlink w:history="1" r:id="rIdkiljflwvi04wb7hhkbiou">
         <w:r>
           <w:rPr>
             <w:rFonts w:ascii="Arial" w:cs="Arial" w:eastAsia="Arial" w:hAnsi="Arial"/>

--- a/data/outputs/v2/Maths/SS3.2_Rotation/Mathematics_Rotation_SummaryTable.docx
+++ b/data/outputs/v2/Maths/SS3.2_Rotation/Mathematics_Rotation_SummaryTable.docx
@@ -2093,7 +2093,7 @@
         </w:rPr>
         <w:t xml:space="preserve">© 2026 SeaVuria and ARES. This work is licensed under a </w:t>
       </w:r>
-      <w:hyperlink w:history="1" r:id="rIdil3gx-6lh8wo3oycfmzts">
+      <w:hyperlink w:history="1" r:id="rIdsdiosgrzp5ct7tz8scmei">
         <w:r>
           <w:rPr>
             <w:rFonts w:ascii="Arial" w:cs="Arial" w:eastAsia="Arial" w:hAnsi="Arial"/>
@@ -2113,7 +2113,7 @@
         </w:rPr>
         <w:t xml:space="preserve"> (</w:t>
       </w:r>
-      <w:hyperlink w:history="1" r:id="rIdrdsnd7k4snbh2iywhz_dm">
+      <w:hyperlink w:history="1" r:id="rIdrulqheywl_qggljrgbbdo">
         <w:r>
           <w:rPr>
             <w:rFonts w:ascii="Arial" w:cs="Arial" w:eastAsia="Arial" w:hAnsi="Arial"/>
@@ -2133,7 +2133,7 @@
         </w:rPr>
         <w:t xml:space="preserve">). To view a copy of this license, visit </w:t>
       </w:r>
-      <w:hyperlink w:history="1" r:id="rIdkiljflwvi04wb7hhkbiou">
+      <w:hyperlink w:history="1" r:id="rIdiihng-pelfuwq8oaowx0v">
         <w:r>
           <w:rPr>
             <w:rFonts w:ascii="Arial" w:cs="Arial" w:eastAsia="Arial" w:hAnsi="Arial"/>

--- a/data/outputs/v2/Maths/SS3.2_Rotation/Mathematics_Rotation_SummaryTable.docx
+++ b/data/outputs/v2/Maths/SS3.2_Rotation/Mathematics_Rotation_SummaryTable.docx
@@ -227,7 +227,7 @@
                 <w:sz w:val="18"/>
                 <w:szCs w:val="18"/>
               </w:rPr>
-              <w:t xml:space="preserve">DRIVING QUESTION: Why do the blades of the Ngong Hills wind turbine always look the same no matter how far they rotate — and how can we use the mathematics of rotation to predict exactly where any point on the blade will land?</w:t>
+              <w:t xml:space="preserve">DRIVING QUESTION: What do you think makes it possible for a daily pattern of day and night experience on Earth?</w:t>
             </w:r>
           </w:p>
         </w:tc>
@@ -532,7 +532,7 @@
                 <w:sz w:val="18"/>
                 <w:szCs w:val="18"/>
               </w:rPr>
-              <w:t xml:space="preserve">Anchoring Phenomenon &amp; Introduction to Rotation</w:t>
+              <w:t xml:space="preserve">Phenomenon: Day and Night over Kenya</w:t>
             </w:r>
           </w:p>
         </w:tc>
@@ -564,7 +564,7 @@
                 <w:sz w:val="18"/>
                 <w:szCs w:val="18"/>
               </w:rPr>
-              <w:t xml:space="preserve">Students watched the Ngong Hills Wind Farm turbine video and recorded observations in a three-column table (what is moving, what stays the same, what is puzzling). They noted that individual blades move through space but the overall three-blade assembly appears unchanged at every stop position, and that the central hub point never moves.</w:t>
+              <w:t xml:space="preserve">We watched a time-lapse of Earth where 24 hours were shown in 24 seconds (1 second = 1 hour). We saw dawn over Mombasa at about 6:30 am, midday over Nairobi at about 12:30 pm, sunset over Lake Victoria at about 6:40 pm and darkness over Kisumu at about 7:30 pm, and the pattern repeated every 24 hours. With a globe and torch, we saw that turning the globe makes places move from light into dark.</w:t>
             </w:r>
           </w:p>
         </w:tc>
@@ -596,7 +596,7 @@
                 <w:sz w:val="18"/>
                 <w:szCs w:val="18"/>
               </w:rPr>
-              <w:t xml:space="preserve">Students were introduced to the vocabulary of rotation: centre of rotation (the fixed point — the turbine hub), angle of rotation (how far a point moves around the centre), direction of rotation (clockwise = negative; anticlockwise = positive), object (original position) and image (new position). They co-constructed a working definition: rotation moves every point on a shape through the same angle around a fixed centre, preserving shape and size.</w:t>
+              <w:t xml:space="preserve">A turning can be described using a centre, an angle and a direction. A full turn is 360°, a half turn is 180° and a quarter turn is 90°. Positive angles are anticlockwise and negative angles are clockwise. Kenya feels still, but the video suggests a steady turning, and Mombasa meets the light before Kisumu.</w:t>
             </w:r>
           </w:p>
         </w:tc>
@@ -628,7 +628,7 @@
                 <w:sz w:val="18"/>
                 <w:szCs w:val="18"/>
               </w:rPr>
-              <w:t xml:space="preserve">Students began to explain the anchoring phenomenon: the Ngong Hills turbine blades always look the same because the three-blade assembly is being rotated about its central hub, and rotation preserves the shape and size of the figure. However, students cannot yet explain why exactly 120° produces an identical-looking assembly, how to calculate exactly where any point on a blade will land, or how to determine the centre and angle of rotation from a diagram alone — these questions are recorded on the DQB and will drive Lessons 2–6.</w:t>
+              <w:t xml:space="preserve">Our first explanation is that Earth turns about its axis so that some parts face the Sun and have day while the other side is dark and has night. We still need to find out why Mombasa gets sunrise before Kisumu and how to describe the turning with a centre, an angle and a direction. Our questions are on the Driving Question Board.</w:t>
             </w:r>
           </w:p>
         </w:tc>
@@ -681,7 +681,7 @@
                 <w:sz w:val="18"/>
                 <w:szCs w:val="18"/>
               </w:rPr>
-              <w:t xml:space="preserve">Properties of Rotation: What Stays the Same and What Changes?</w:t>
+              <w:t xml:space="preserve">Properties of Rotation: What Stays the Same and What Turns?</w:t>
             </w:r>
           </w:p>
         </w:tc>
@@ -713,7 +713,7 @@
                 <w:sz w:val="18"/>
                 <w:szCs w:val="18"/>
               </w:rPr>
-              <w:t xml:space="preserve">Learners rotated cardboard cut-out shapes (modelled on the Ngong Hills turbine blades) about a fixed pin on grid paper. They measured the distances from the centre O to each vertex of the object and to the corresponding vertex of the image for rotations of +90° (anti-clockwise) and −120° (clockwise), and recorded all values in an evidence table. They also performed a congruence check by overlaying the object and image cut-outs.</w:t>
+              <w:t xml:space="preserve">We rotated triangle ABC with A(2,1), B(4,1), C(4,3) through 90° anticlockwise about O(0,0) on tracing paper and on the Cartesian plane, and we obtained A'(-1,2), B'(-1,4), C'(-3,4). We measured OA = OA' = √5, OB = OB' = √17, OC = OC' = 5, and sides AB = A'B' = 2, BC = B'C' = 2, AC = A'C' = √8. A turn of -90° (clockwise) sent A to A''(1,-2).</w:t>
             </w:r>
           </w:p>
         </w:tc>
@@ -745,7 +745,7 @@
                 <w:sz w:val="18"/>
                 <w:szCs w:val="18"/>
               </w:rPr>
-              <w:t xml:space="preserve">Rotation has four defining properties: (1) the centre of rotation O is fixed and does not move; (2) the distance from O to any point on the object equals the distance from O to its image — OA = OA' (distance is invariant); (3) the object and its image are always congruent — same shape, same size, only position changes; (4) direction matters — a positive angle means anti-clockwise rotation and a negative angle means clockwise rotation. The angle of rotation is measured at the centre, from the line joining O to the object point to the line joining O to the image point.</w:t>
+              <w:t xml:space="preserve">A rotation turns every point about a fixed centre through the same angle in the same direction. Distances from the centre, lengths, angles, shape and size stay the same, so the image is congruent to the object. Only the position and the direction the figure faces change. Positive angles are anticlockwise and negative angles are clockwise.</w:t>
             </w:r>
           </w:p>
         </w:tc>
@@ -777,7 +777,7 @@
                 <w:sz w:val="18"/>
                 <w:szCs w:val="18"/>
               </w:rPr>
-              <w:t xml:space="preserve">These four properties explain why the Ngong Hills wind turbine blades always look the same no matter where they stop: the hub is the fixed centre of rotation, each blade tip is the same distance from the hub before and after turning (distance invariant), and the entire three-blade assembly is congruent to itself after every rotation — the blades have simply changed position, not shape or size. The direction of spin (positive = anti-clockwise when viewed from the front) is a mathematical fact about the rotation that engineers can measure and predict precisely.</w:t>
+              <w:t xml:space="preserve">Kenya feels still but turns with Earth about its axis. Because rotation preserves distances, shape and size, Nairobi, Mombasa and Kisumu keep their distances from the axis and from one another as they turn anticlockwise together, which helps explain why the day-night pattern repeats regularly. The turning is described with a centre (Earth's axis), an angle and a direction.</w:t>
             </w:r>
           </w:p>
         </w:tc>
@@ -830,7 +830,7 @@
                 <w:sz w:val="18"/>
                 <w:szCs w:val="18"/>
               </w:rPr>
-              <w:t xml:space="preserve">Rotating Points on the Cartesian Plane</w:t>
+              <w:t xml:space="preserve">Finding the Centre and Angle of Rotation from an Object and Its Image</w:t>
             </w:r>
           </w:p>
         </w:tc>
@@ -862,7 +862,7 @@
                 <w:sz w:val="18"/>
                 <w:szCs w:val="18"/>
               </w:rPr>
-              <w:t xml:space="preserve">Students watched a simulation and used Cartesian grids to physically rotate points A(3,1) and B(−2,3) through 90°, 180°, and 270° anticlockwise about the origin, recording image coordinates in a data table and comparing hand-plotted results with the digital simulation output.</w:t>
+              <w:t xml:space="preserve">We constructed the perpendicular bisectors of PP', QQ' and RR' on a grid. The bisectors of PP' and RR' met at O(0,0), and the bisector of QQ' lay on the same line as that of PP' (y = x). Tracing paper confirmed that turning through 90° anticlockwise about O takes P to P'. In the video, 6:30 am Mombasa dawn to 12:30 pm Nairobi midday is 6 hours.</w:t>
             </w:r>
           </w:p>
         </w:tc>
@@ -894,7 +894,7 @@
                 <w:sz w:val="18"/>
                 <w:szCs w:val="18"/>
               </w:rPr>
-              <w:t xml:space="preserve">Students derived and applied the four coordinate rotation rules about the origin: 90° anticlockwise (x,y)→(−y,x); 90° clockwise / 270° anticlockwise (x,y)→(y,−x); 180° (x,y)→(−x,−y); and confirmed that a positive rotation angle means anticlockwise while a negative angle means clockwise.</w:t>
+              <w:t xml:space="preserve">The centre of rotation lies where the perpendicular bisectors of object-image pairs meet, and at least two different bisectors are needed. The angle is measured from the centre to the object point and then to the image point, positive if anticlockwise. Earth turns 15° per hour, so 90° takes 6 hours.</w:t>
             </w:r>
           </w:p>
         </w:tc>
@@ -926,7 +926,7 @@
                 <w:sz w:val="18"/>
                 <w:szCs w:val="18"/>
               </w:rPr>
-              <w:t xml:space="preserve">Students explained that the Ngong Hills turbine blade tip at P(4,2) moves to predictable, calculable positions — (−2,4), (−4,−2), and (2,−4) — after successive 90° anticlockwise rotations, and that after four such rotations it returns exactly to (4,2), beginning to explain mathematically why the blade always looks the same regardless of its rotational position.</w:t>
+              <w:t xml:space="preserve">Earth's rotation can be described by a centre (its axis), an angle (15° per hour) and a direction (anticlockwise as seen from above the North Pole). Kenya is not still: it turns with Earth, and that steady turning brings Mombasa, Nairobi and Kisumu in turn into the Sun's light, creating day and night every 24 hours.</w:t>
             </w:r>
           </w:p>
         </w:tc>
@@ -979,7 +979,7 @@
                 <w:sz w:val="18"/>
                 <w:szCs w:val="18"/>
               </w:rPr>
-              <w:t xml:space="preserve">Rotating Shapes on the Cartesian Plane</w:t>
+              <w:t xml:space="preserve">Rotations on Grids: Positive and Negative Angles, Clockwise and Anticlockwise Turns</w:t>
             </w:r>
           </w:p>
         </w:tc>
@@ -1011,7 +1011,7 @@
                 <w:sz w:val="18"/>
                 <w:szCs w:val="18"/>
               </w:rPr>
-              <w:t xml:space="preserve">Students observed that when every vertex of triangle KMN was rotated 90° anticlockwise about the origin, the resulting image triangle K′M′N′ had exactly the same side lengths and angles as the original — confirmed by measurement with a ruler and by GeoGebra. They also observed that rotating quadrilateral ABCD by 180° about the origin produced an image that was congruent to the object and positioned symmetrically about the origin.</w:t>
+              <w:t xml:space="preserve">We constructed images of triangle ABC about O(0,0) using tracing paper and grid paper: 90° anticlockwise gave A'(-1,2), B'(-1,4), C'(-3,4); -90° (90° clockwise) gave A''(1,-2); a half turn changed (x,y) to (-x,-y). Distances from O and the sides of the triangle stayed the same.</w:t>
             </w:r>
           </w:p>
         </w:tc>
@@ -1043,7 +1043,7 @@
                 <w:sz w:val="18"/>
                 <w:szCs w:val="18"/>
               </w:rPr>
-              <w:t xml:space="preserve">Students learned the coordinate transformation rules for rotation about the origin: 90° anticlockwise maps (x, y) to (−y, x); 180° maps (x, y) to (−x, −y); 90° clockwise maps (x, y) to (y, −x). They also learned that rotation about a non-origin centre requires each vertex to be rotated through the same angle about that specific centre point, and that positive angles indicate anticlockwise direction while negative angles indicate clockwise direction.</w:t>
+              <w:t xml:space="preserve">A positive angle means an anticlockwise turn and a negative angle means a clockwise turn. Rules about O: 90° anticlockwise (x,y)→(-y,x); -90° (x,y)→(y,-x); 180° (x,y)→(-x,-y). Any rotation needs a centre, an angle and a direction.</w:t>
             </w:r>
           </w:p>
         </w:tc>
@@ -1075,7 +1075,7 @@
                 <w:sz w:val="18"/>
                 <w:szCs w:val="18"/>
               </w:rPr>
-              <w:t xml:space="preserve">Students explained that the Ngong Hills turbine blades always look the same no matter where they stop because rotation is a congruence-preserving transformation — every point on the blade moves through the same angle about the fixed hub, so the overall shape and size of the blade is unchanged. The three blades, spaced 120° apart, each map exactly onto the next blade's position after a one-third turn, which is why the turbine assembly appears identical at every stopping point.</w:t>
+              <w:t xml:space="preserve">Earth's turning is a rotation with centre at its axis, angle 15° per hour and direction anticlockwise (positive) as seen from above the North Pole. In 6 hours it turns 90° and in 12 hours 180°. Kenya turns with Earth, and the Sun only appears to move from east to west, which helps explain the regular day and night pattern.</w:t>
             </w:r>
           </w:p>
         </w:tc>
@@ -1128,7 +1128,7 @@
                 <w:sz w:val="18"/>
                 <w:szCs w:val="18"/>
               </w:rPr>
-              <w:t xml:space="preserve">Angle and Centre of Rotation — Finding What We Cannot See</w:t>
+              <w:t xml:space="preserve">Order of Rotational Symmetry of Plane Figures: How Many Times Does a Figure Fit Onto Itself in One Full Turn?</w:t>
             </w:r>
           </w:p>
         </w:tc>
@@ -1160,7 +1160,7 @@
                 <w:sz w:val="18"/>
                 <w:szCs w:val="18"/>
               </w:rPr>
-              <w:t xml:space="preserve">Learners observed a teacher-led compass-and-ruler construction showing how perpendicular bisectors of segments joining object-image point pairs (PP' and QQ') intersect at a single point — the centre of rotation. They also read an explanation of WHY this works: because rotation preserves distance from the centre, every object-image pair is equidistant from the centre, so the centre must lie on the perpendicular bisector of each such segment.</w:t>
+              <w:t xml:space="preserve">We turned a square, equilateral triangle, regular hexagon, rectangle, regular pentagon, isosceles triangle, a kiondo pattern, an 8-spoke bicycle wheel and a 5-nut matatu wheel through one full turn of 360° and counted how many times each fitted onto itself. Orders found: square 4, triangle 3, hexagon 6, rectangle 2, pentagon 5, isosceles triangle 1, kiondo 6, bicycle wheel 8, matatu wheel 5.</w:t>
             </w:r>
           </w:p>
         </w:tc>
@@ -1192,7 +1192,7 @@
                 <w:sz w:val="18"/>
                 <w:szCs w:val="18"/>
               </w:rPr>
-              <w:t xml:space="preserve">Learners learned that: (1) the centre of rotation is the unique point equidistant from every object point and its corresponding image point; (2) constructing perpendicular bisectors of two object-image point segments and finding their intersection locates the centre; (3) the angle of rotation is measured at the centre O between the ray to the object point and the ray to the image point; (4) a positive (anti-clockwise) or negative (clockwise) sign must accompany the angle. They also learned that this construction can reverse-engineer a rotation — given only two blade positions, the turbine hub's location is fully determined.</w:t>
+              <w:t xml:space="preserve">The order of rotational symmetry is the number of times a figure fits onto itself in one full turn of 360°. The smallest angle of fit = 360° ÷ order (e.g. square 90°, hexagon 60°, 8-spoke wheel 45°, matatu wheel 72°). Number of sides does not always equal the order (a rectangle has order 2). A figure with order 1 has no rotational symmetry.</w:t>
             </w:r>
           </w:p>
         </w:tc>
@@ -1224,7 +1224,7 @@
                 <w:sz w:val="18"/>
                 <w:szCs w:val="18"/>
               </w:rPr>
-              <w:t xml:space="preserve">Learners explained how — given only the positions of a Ngong Hills turbine blade before and after a rotation — they can construct perpendicular bisectors of two corresponding vertex segments to locate the exact centre of rotation (the turbine hub), and then use a protractor at that centre to measure and state the angle and direction of rotation. They updated their cumulative model and DQB to reflect that the hub is not merely a visible physical point but a geometrically necessary and recoverable centre of rotational symmetry.</w:t>
+              <w:t xml:space="preserve">A full turn of 360° can be divided into equal steps. In the same way Earth turns 360° in 24 hours, which is 360° ÷ 24 = 15° per hour, anticlockwise about its axis. This regular turning is part of why Kenya, from Mombasa to Nairobi to Kisumu, has a repeating daily pattern of day and night, even though Kenya feels still.</w:t>
             </w:r>
           </w:p>
         </w:tc>
@@ -1277,7 +1277,7 @@
                 <w:sz w:val="18"/>
                 <w:szCs w:val="18"/>
               </w:rPr>
-              <w:t xml:space="preserve">Order of Rotational Symmetry</w:t>
+              <w:t xml:space="preserve">Axis and Order of Rotational Symmetry of Solids: From Cuboids to Earth's Axis</w:t>
             </w:r>
           </w:p>
         </w:tc>
@@ -1309,7 +1309,7 @@
                 <w:sz w:val="18"/>
                 <w:szCs w:val="18"/>
               </w:rPr>
-              <w:t xml:space="preserve">Students watched a video of the Ngong Hills three-bladed wind turbine and animated regular polygons (equilateral triangle, square, regular pentagon, regular hexagon) rotating about their centres, as well as a Maasai beadwork 6-petal rosette and a square Kanga tile unit. They recorded in an observation table every angle at which each shape mapped onto itself within one full 360° turn, and counted the number of times each shape did so.</w:t>
+              <w:t xml:space="preserve">What we observed: a cuboid with non-square ends turned onto itself twice in a full turn about each of 3 axes; a square-based prism had one axis of order 4 and two of order 2; a cone fitted at every angle about its axis; the globe turned about its axis through the North and South Poles, anticlockwise from above the North Pole, with Mombasa meeting the light before Kisumu.</w:t>
             </w:r>
           </w:p>
         </w:tc>
@@ -1341,7 +1341,7 @@
                 <w:sz w:val="18"/>
                 <w:szCs w:val="18"/>
               </w:rPr>
-              <w:t xml:space="preserve">A shape has rotational symmetry of order n if it maps exactly onto itself n times during a full 360° rotation. The minimum angle of rotation that produces a self-mapping is calculated as 360° ÷ n. The Ngong Hills three-bladed turbine has rotational symmetry of order 3, with self-mappings at 120°, 240°, and 360°. This is why the blade assembly always looks the same at those positions — the rotation maps every blade onto the position of another blade.</w:t>
+              <w:t xml:space="preserve">What we learned: an axis of rotational symmetry is a line about which a solid fits onto itself, its order is the number of fits in 360°, and the smallest angle of fit is 360° ÷ order (cuboid 3 axes of order 2; square prism order 4 and order 2; cone and sphere order infinity). Earth's axis through the poles is the centre of its rotation at 15° per hour.</w:t>
             </w:r>
           </w:p>
         </w:tc>
@@ -1373,7 +1373,7 @@
                 <w:sz w:val="18"/>
                 <w:szCs w:val="18"/>
               </w:rPr>
-              <w:t xml:space="preserve">The three-bladed Ngong Hills turbine always looks the same at certain rotation positions because the three blades are equally spaced at 120° apart, giving the assembly a rotational symmetry of order 3. Every time the turbine rotates 120° anticlockwise (positive rotation), each blade moves into the exact position the previous blade occupied, so the overall shape is unchanged. This is a property called rotational symmetry, and the order tells us how many times this identical mapping occurs in one full 360° turn.</w:t>
+              <w:t xml:space="preserve">How this helps explain the phenomenon: Day and night repeat every 24 hours because Earth rotates once (360°) about its axis, turning anticlockwise at 15° per hour while the Sun lights one half. The axis is the centre, 15° per hour is the angle and anticlockwise is the direction; Kenya is not still but turning with Earth, so Mombasa reaches sunrise before Kisumu.</w:t>
             </w:r>
           </w:p>
         </w:tc>
@@ -1426,7 +1426,7 @@
                 <w:sz w:val="18"/>
                 <w:szCs w:val="18"/>
               </w:rPr>
-              <w:t xml:space="preserve">Axis and Order of Rotational Symmetry: From 2D Figures to 3D Objects</w:t>
+              <w:t xml:space="preserve">Congruence and Rotation: Is the Image Really the Same Shape? (Why Kenya Can Turn Without Changing)</w:t>
             </w:r>
           </w:p>
         </w:tc>
@@ -1458,7 +1458,7 @@
                 <w:sz w:val="18"/>
                 <w:szCs w:val="18"/>
               </w:rPr>
-              <w:t xml:space="preserve">Students observed that 3D objects such as a sufuria, a bottle cap, a gear, and the Ngong Hills turbine hub each rotate about a fixed line called an axis of rotational symmetry, and that they map onto themselves a countable number of times in one full rotation.</w:t>
+              <w:t xml:space="preserve">We observed that triangle ABC with A(2,1), B(4,1), C(4,3) and its 90 degree anticlockwise image A'(-1,2), B'(-1,4), C'(-3,4) have equal sides (2, 2, square root of 8) and equal angles, and the traced triangle fits exactly after turning.</w:t>
             </w:r>
           </w:p>
         </w:tc>
@@ -1490,7 +1490,7 @@
                 <w:sz w:val="18"/>
                 <w:szCs w:val="18"/>
               </w:rPr>
-              <w:t xml:space="preserve">The axis of rotational symmetry is the fixed straight line about which a 3D object maps onto itself during rotation. The order of rotational symmetry and minimum angle formula (360 degrees divided by order) apply in exactly the same way in 3D as in 2D. The turbine rotates about the horizontal shaft through its hub — this is its axis — and has order 3 with minimum angle 120 degrees.</w:t>
+              <w:t xml:space="preserve">We learned that rotation preserves lengths, angles, size and shape, so the object and image are directly congruent. Only the position and direction of facing change.</w:t>
             </w:r>
           </w:p>
         </w:tc>
@@ -1522,7 +1522,7 @@
                 <w:sz w:val="18"/>
                 <w:szCs w:val="18"/>
               </w:rPr>
-              <w:t xml:space="preserve">The reason the Ngong Hills turbine blades always look the same can now be described with full 3D precision: the assembly has rotational symmetry of order 3 about the horizontal axis through the hub, meaning every 120 degrees of rotation maps the blade assembly exactly onto itself. This is not just a flat geometric property — it is a physical property of the real machine spinning in three-dimensional space.</w:t>
+              <w:t xml:space="preserve">We can explain that Kenya and its cities turn with Earth at 15 degrees per hour anticlockwise without being stretched or squashed, because rotation is a direct isometry, so Nairobi, Mombasa and Kisumu keep their size and shape while day and night sweep across them.</w:t>
             </w:r>
           </w:p>
         </w:tc>
@@ -1575,7 +1575,7 @@
                 <w:sz w:val="18"/>
                 <w:szCs w:val="18"/>
               </w:rPr>
-              <w:t xml:space="preserve">Congruence and Rotation: Proving the Turbine Blades Are Congruent</w:t>
+              <w:t xml:space="preserve">Applications in Real-Life Situations: Wheels, Turbines, Clocks and Kiondo Patterns</w:t>
             </w:r>
           </w:p>
         </w:tc>
@@ -1607,7 +1607,7 @@
                 <w:sz w:val="18"/>
                 <w:szCs w:val="18"/>
               </w:rPr>
-              <w:t xml:space="preserve">Students observed (through direct measurement on worksheets) that when a shape is rotated, the side lengths and angle sizes of the image are identical to those of the original object. A video of a Maasai shield motif being rotated also showed on-screen measurements remaining unchanged after rotation.</w:t>
+              <w:t xml:space="preserve">We observed that the minute hand turns 6° per minute and the hour hand 30° per hour (clockwise, so negative angles), the Lake Turkana turbine has order 3 (120°), Mzee Kamau's 8-spoke wheel has order 8 (45°), and Mama Achieng's kiondo pattern has order 6 (60°).</w:t>
             </w:r>
           </w:p>
         </w:tc>
@@ -1639,7 +1639,7 @@
                 <w:sz w:val="18"/>
                 <w:szCs w:val="18"/>
               </w:rPr>
-              <w:t xml:space="preserve">Students learned that rotation is an isometry — a transformation that preserves length, angle size, and area — making the image congruent to the original. They learned that rotation, reflection, and translation are all congruence transformations, but only reflection reverses orientation. They formalised that the three Ngong Hills turbine blades are congruent because each is the image of the previous blade under a 120° anticlockwise rotation about the central hub.</w:t>
+              <w:t xml:space="preserve">We learned that any turning can be described by a centre, an angle and a direction, that the smallest angle of fit is 360° ÷ order, and that rate × time gives the angle turned, just as Earth turns 15° per hour anticlockwise.</w:t>
             </w:r>
           </w:p>
         </w:tc>
@@ -1671,7 +1671,7 @@
                 <w:sz w:val="18"/>
                 <w:szCs w:val="18"/>
               </w:rPr>
-              <w:t xml:space="preserve">Students explained that the turbine blades always look the same because rotation is an isometry: no matter how far the blades spin, their shape and size cannot change. Each blade is mapped perfectly onto the next by a 120° rotation, proving the three blades are congruent — which is exactly why the turbine appears visually identical in every rotational position.</w:t>
+              <w:t xml:space="preserve">We can explain that the day and night pattern over Mombasa, Nairobi and Kisumu fits the same kind of turning as a clock or wheel: Earth rotates 360° in 24 h about its axis at 15° per hour, so places further east like Mombasa turn into sunlight sooner than places further west like Kisumu.</w:t>
             </w:r>
           </w:p>
         </w:tc>
@@ -1724,7 +1724,7 @@
                 <w:sz w:val="18"/>
                 <w:szCs w:val="18"/>
               </w:rPr>
-              <w:t xml:space="preserve">Applications of Rotation in Real-Life Situations</w:t>
+              <w:t xml:space="preserve">Revisiting the Phenomenon: Explaining Day and Night over Mombasa, Nairobi and Kisumu with Rotation</w:t>
             </w:r>
           </w:p>
         </w:tc>
@@ -1756,7 +1756,7 @@
                 <w:sz w:val="18"/>
                 <w:szCs w:val="18"/>
               </w:rPr>
-              <w:t xml:space="preserve">Learners observed four real-life Kenyan rotation contexts at carousel stations: a rotationally symmetric logo design, analogue clock faces showing swept angles, an illustrated model of the Earth rotating on its axis to create day and night in Nairobi, and a meshed gear diagram showing the relationship between driver and driven gear rotations.</w:t>
+              <w:t xml:space="preserve">We observed that when the globe is turned anticlockwise 15° for each hour with the torch fixed, the Mombasa dot enters the light first, then Nairobi, then Kisumu. The time-lapse also showed dawn over Mombasa, midday over Nairobi, sunset over Lake Victoria and darkness over Kisumu.</w:t>
             </w:r>
           </w:p>
         </w:tc>
@@ -1788,7 +1788,7 @@
                 <w:sz w:val="18"/>
                 <w:szCs w:val="18"/>
               </w:rPr>
-              <w:t xml:space="preserve">Learners learned that: (1) the angle swept by a clock's minute hand is 6° per minute (360° ÷ 60 min), making it a negative (clockwise) rotation; (2) the Earth rotates 15° per hour on its axis, and Nairobi must rotate 180° from midday to midnight; (3) gear rotation angles are inversely proportional to the number of teeth (a 24-tooth gear driving an 8-tooth gear produces a 3:1 rotation ratio); (4) rotationally symmetric logos are produced by rotating a base shape through equal angles (e.g., 120° for order 3, 90° for order 4) about a fixed centre — the same mathematics that governs the Ngong Hills turbine blades.</w:t>
+              <w:t xml:space="preserve">We learned that Earth rotates 360° in 24 hours, which is 15° per hour, anticlockwise when viewed from above the North Pole, about a centre that is Earth's axis. The longitude differences of 2.9°, 2.0° and 4.9° give time differences of about 12, 8 and 20 minutes.</w:t>
             </w:r>
           </w:p>
         </w:tc>
@@ -1820,7 +1820,7 @@
                 <w:sz w:val="18"/>
                 <w:szCs w:val="18"/>
               </w:rPr>
-              <w:t xml:space="preserve">Learners explained that all rotating systems — the Ngong Hills turbine, clock hands, the Earth, and gears — are governed by the same rotation mathematics: a fixed centre of rotation, a measurable angle with a direction (positive = anticlockwise, negative = clockwise), and the preservation of distance from the centre. The turbine blades 'always look the same' because each 120° rotation maps the blade assembly perfectly onto itself — a property shared by every rotationally symmetric object, from Kenyan logos to the Earth's daily spin.</w:t>
+              <w:t xml:space="preserve">Day and night repeat every 24 hours because Earth rotates once about its axis in 24 hours while the Sun lights one half. Mombasa is further east than Kisumu, so it turns into the sunlight about 20 minutes sooner. The Sun only appears to move east to west; Kenya is turning with Earth.</w:t>
             </w:r>
           </w:p>
         </w:tc>
@@ -1873,7 +1873,7 @@
                 <w:sz w:val="18"/>
                 <w:szCs w:val="18"/>
               </w:rPr>
-              <w:t xml:space="preserve">Unit Consolidation, Model Finalisation &amp; DQB Review — Answering the Driving Question</w:t>
+              <w:t xml:space="preserve">Consolidation and Performance Task: Designing a Rotationally Symmetric Pattern and the Final Explanation of Day and Night</w:t>
             </w:r>
           </w:p>
         </w:tc>
@@ -1905,7 +1905,7 @@
                 <w:sz w:val="18"/>
                 <w:szCs w:val="18"/>
               </w:rPr>
-              <w:t xml:space="preserve">Students watched the Ngong Hills Wind Farm turbine video again (the same clip from Lesson 1) and observed that the three equally-spaced blades, each separated by 120°, cause the entire blade assembly to map perfectly onto itself three times in one full 360° rotation. They also observed, through the evidence gallery walk, a consolidated display of all unit evidence: direction conventions (positive = anti-clockwise, negative = clockwise), fractional turns (90° = ¼ turn, 120° = ⅓ turn), centre-of-rotation construction, and congruence preservation.</w:t>
+              <w:t xml:space="preserve">What we observed: In the time-lapse, dawn came to Mombasa (about 6:30 am) first, then midday over Nairobi (about 12:30 pm), sunset over Lake Victoria (about 6:40 pm) and darkness over Kisumu (about 7:30 pm), and the pattern repeated every 24 hours. We also observed that our patterns fit onto themselves several times in one full turn, and that the globe with a torch lit one half at all times as it turned.</w:t>
             </w:r>
           </w:p>
         </w:tc>
@@ -1937,7 +1937,7 @@
                 <w:sz w:val="18"/>
                 <w:szCs w:val="18"/>
               </w:rPr>
-              <w:t xml:space="preserve">Students learned that the driving question — 'Why do the blades of the Ngong Hills wind turbine always look the same no matter how far they rotate?' — is fully answered by five interconnected mathematical ideas: (1) Rotation is defined by a centre, an angle, and a direction; (2) A positive angle means anti-clockwise rotation, a negative angle means clockwise rotation; (3) The three blades are equally spaced at 120° intervals, giving the assembly an order-3 rotational symmetry — meaning it maps onto itself 3 times in 360°; (4) Rotation is an isometric transformation, so every blade image is congruent to the original — lengths, angles, and area are all preserved; (5) Given any object–image pair, the centre and angle of rotation can be determined precisely using perpendicular bisectors and angle measurement.</w:t>
+              <w:t xml:space="preserve">What we learned: A rotation is described by a centre, an angle and a direction (positive = anticlockwise, negative = clockwise). The order of rotational symmetry is the number of times a figure fits onto itself in 360°, and the smallest angle is 360° ÷ order (e.g. kiondo order 6 at 60°, 8-spoke wheel order 8 at 45°, Lake Turkana turbine order 3 at 120°). Earth turns 360° in 24 hours, which is 15° per hour.</w:t>
             </w:r>
           </w:p>
         </w:tc>
@@ -1969,7 +1969,7 @@
                 <w:sz w:val="18"/>
                 <w:szCs w:val="18"/>
               </w:rPr>
-              <w:t xml:space="preserve">Students explained the driving question in their own written Final Explanations (Q5 of the summative task) using all five required mathematical terms. The class-level consensus explanation is: 'The blades of the Ngong Hills wind turbine always look the same because the three blades are equally spaced at 120° from one another around the fixed centre of rotation at the hub. When the turbine rotates by 120° anti-clockwise (a positive rotation), the entire blade assembly maps perfectly onto itself — this is order-3 rotational symmetry. Because rotation is an isometric transformation, every blade in its new position is congruent to its original position: all lengths, angles, and areas are preserved. This means no matter how many 120° turns the turbine makes — whether clockwise (negative angles) or anti-clockwise (positive angles) — the shape always appears identical. Using the mathematics of rotation, we can predict exactly where any point on a blade will land after any given angle of rotation about the hub.'</w:t>
+              <w:t xml:space="preserve">How we can explain it: Day and night repeat every 24 hours because Earth rotates once (360°) about its axis in 24 hours, turning anticlockwise at 15° per hour as seen from above the North Pole, while the Sun always lights one half. Mombasa is further east than Kisumu (4.9° difference, 4.9 ÷ 15 is about 20 minutes), so it turns into sunlight about 20 minutes sooner. The Sun only appears to move east to west, and Kenya is not still because it turns with Earth.</w:t>
             </w:r>
           </w:p>
         </w:tc>
@@ -2093,7 +2093,7 @@
         </w:rPr>
         <w:t xml:space="preserve">© 2026 SeaVuria and ARES. This work is licensed under a </w:t>
       </w:r>
-      <w:hyperlink w:history="1" r:id="rIdsdiosgrzp5ct7tz8scmei">
+      <w:hyperlink w:history="1" r:id="rIds-o2tqafvphx5ahmmf1q3">
         <w:r>
           <w:rPr>
             <w:rFonts w:ascii="Arial" w:cs="Arial" w:eastAsia="Arial" w:hAnsi="Arial"/>
@@ -2113,7 +2113,7 @@
         </w:rPr>
         <w:t xml:space="preserve"> (</w:t>
       </w:r>
-      <w:hyperlink w:history="1" r:id="rIdrulqheywl_qggljrgbbdo">
+      <w:hyperlink w:history="1" r:id="rIdk8mcidgfdk2_gp-ilabey">
         <w:r>
           <w:rPr>
             <w:rFonts w:ascii="Arial" w:cs="Arial" w:eastAsia="Arial" w:hAnsi="Arial"/>
@@ -2133,7 +2133,7 @@
         </w:rPr>
         <w:t xml:space="preserve">). To view a copy of this license, visit </w:t>
       </w:r>
-      <w:hyperlink w:history="1" r:id="rIdiihng-pelfuwq8oaowx0v">
+      <w:hyperlink w:history="1" r:id="rIds5bkqo3fnw_abay9mnb7m">
         <w:r>
           <w:rPr>
             <w:rFonts w:ascii="Arial" w:cs="Arial" w:eastAsia="Arial" w:hAnsi="Arial"/>

--- a/data/outputs/v2/Maths/SS3.2_Rotation/Mathematics_Rotation_SummaryTable.docx
+++ b/data/outputs/v2/Maths/SS3.2_Rotation/Mathematics_Rotation_SummaryTable.docx
@@ -4,6 +4,7 @@
   <w:body>
     <w:p>
       <w:pPr>
+        <w:keepNext w:val="false"/>
         <w:spacing w:after="30" w:before="0"/>
         <w:jc w:val="center"/>
       </w:pPr>
@@ -23,6 +24,7 @@
     </w:p>
     <w:p>
       <w:pPr>
+        <w:keepNext w:val="false"/>
         <w:spacing w:after="60" w:before="0"/>
         <w:jc w:val="center"/>
       </w:pPr>
@@ -81,6 +83,7 @@
           </w:tcPr>
           <w:p>
             <w:pPr>
+              <w:keepNext w:val="false"/>
               <w:spacing w:after="40" w:before="0"/>
               <w:jc w:val="center"/>
             </w:pPr>
@@ -115,6 +118,7 @@
           </w:tcPr>
           <w:p>
             <w:pPr>
+              <w:keepNext w:val="false"/>
               <w:spacing w:after="40" w:before="0"/>
               <w:jc w:val="left"/>
             </w:pPr>
@@ -147,6 +151,7 @@
           </w:tcPr>
           <w:p>
             <w:pPr>
+              <w:keepNext w:val="false"/>
               <w:spacing w:after="40" w:before="0"/>
               <w:jc w:val="left"/>
             </w:pPr>
@@ -181,6 +186,7 @@
           </w:tcPr>
           <w:p>
             <w:pPr>
+              <w:keepNext w:val="false"/>
               <w:spacing w:after="40" w:before="0"/>
               <w:jc w:val="left"/>
             </w:pPr>
@@ -213,6 +219,7 @@
           </w:tcPr>
           <w:p>
             <w:pPr>
+              <w:keepNext w:val="false"/>
               <w:spacing w:after="40" w:before="0"/>
               <w:jc w:val="left"/>
             </w:pPr>
@@ -273,6 +280,7 @@
           </w:tcPr>
           <w:p>
             <w:pPr>
+              <w:keepNext w:val="false"/>
               <w:spacing w:after="40" w:before="0"/>
               <w:jc w:val="center"/>
             </w:pPr>
@@ -307,6 +315,7 @@
           </w:tcPr>
           <w:p>
             <w:pPr>
+              <w:keepNext w:val="false"/>
               <w:spacing w:after="40" w:before="0"/>
               <w:jc w:val="left"/>
             </w:pPr>
@@ -369,6 +378,7 @@
           </w:tcPr>
           <w:p>
             <w:pPr>
+              <w:keepNext w:val="false"/>
               <w:spacing w:after="40" w:before="0"/>
               <w:jc w:val="left"/>
             </w:pPr>
@@ -401,6 +411,7 @@
           </w:tcPr>
           <w:p>
             <w:pPr>
+              <w:keepNext w:val="false"/>
               <w:spacing w:after="40" w:before="0"/>
               <w:jc w:val="left"/>
             </w:pPr>
@@ -433,6 +444,7 @@
           </w:tcPr>
           <w:p>
             <w:pPr>
+              <w:keepNext w:val="false"/>
               <w:spacing w:after="40" w:before="0"/>
               <w:jc w:val="left"/>
             </w:pPr>
@@ -465,6 +477,7 @@
           </w:tcPr>
           <w:p>
             <w:pPr>
+              <w:keepNext w:val="false"/>
               <w:spacing w:after="40" w:before="0"/>
               <w:jc w:val="left"/>
             </w:pPr>
@@ -499,6 +512,7 @@
           </w:tcPr>
           <w:p>
             <w:pPr>
+              <w:keepNext w:val="false"/>
               <w:spacing w:after="40" w:before="0"/>
               <w:jc w:val="left"/>
             </w:pPr>
@@ -518,6 +532,7 @@
           </w:p>
           <w:p>
             <w:pPr>
+              <w:keepNext w:val="false"/>
               <w:spacing w:after="40" w:before="0"/>
               <w:jc w:val="left"/>
             </w:pPr>
@@ -550,6 +565,7 @@
           </w:tcPr>
           <w:p>
             <w:pPr>
+              <w:keepNext w:val="false"/>
               <w:spacing w:after="40" w:before="0"/>
               <w:jc w:val="left"/>
             </w:pPr>
@@ -582,6 +598,7 @@
           </w:tcPr>
           <w:p>
             <w:pPr>
+              <w:keepNext w:val="false"/>
               <w:spacing w:after="40" w:before="0"/>
               <w:jc w:val="left"/>
             </w:pPr>
@@ -614,6 +631,7 @@
           </w:tcPr>
           <w:p>
             <w:pPr>
+              <w:keepNext w:val="false"/>
               <w:spacing w:after="40" w:before="0"/>
               <w:jc w:val="left"/>
             </w:pPr>
@@ -648,6 +666,7 @@
           </w:tcPr>
           <w:p>
             <w:pPr>
+              <w:keepNext w:val="false"/>
               <w:spacing w:after="40" w:before="0"/>
               <w:jc w:val="left"/>
             </w:pPr>
@@ -667,6 +686,7 @@
           </w:p>
           <w:p>
             <w:pPr>
+              <w:keepNext w:val="false"/>
               <w:spacing w:after="40" w:before="0"/>
               <w:jc w:val="left"/>
             </w:pPr>
@@ -699,6 +719,7 @@
           </w:tcPr>
           <w:p>
             <w:pPr>
+              <w:keepNext w:val="false"/>
               <w:spacing w:after="40" w:before="0"/>
               <w:jc w:val="left"/>
             </w:pPr>
@@ -731,6 +752,7 @@
           </w:tcPr>
           <w:p>
             <w:pPr>
+              <w:keepNext w:val="false"/>
               <w:spacing w:after="40" w:before="0"/>
               <w:jc w:val="left"/>
             </w:pPr>
@@ -763,6 +785,7 @@
           </w:tcPr>
           <w:p>
             <w:pPr>
+              <w:keepNext w:val="false"/>
               <w:spacing w:after="40" w:before="0"/>
               <w:jc w:val="left"/>
             </w:pPr>
@@ -797,6 +820,7 @@
           </w:tcPr>
           <w:p>
             <w:pPr>
+              <w:keepNext w:val="false"/>
               <w:spacing w:after="40" w:before="0"/>
               <w:jc w:val="left"/>
             </w:pPr>
@@ -816,6 +840,7 @@
           </w:p>
           <w:p>
             <w:pPr>
+              <w:keepNext w:val="false"/>
               <w:spacing w:after="40" w:before="0"/>
               <w:jc w:val="left"/>
             </w:pPr>
@@ -848,6 +873,7 @@
           </w:tcPr>
           <w:p>
             <w:pPr>
+              <w:keepNext w:val="false"/>
               <w:spacing w:after="40" w:before="0"/>
               <w:jc w:val="left"/>
             </w:pPr>
@@ -880,6 +906,7 @@
           </w:tcPr>
           <w:p>
             <w:pPr>
+              <w:keepNext w:val="false"/>
               <w:spacing w:after="40" w:before="0"/>
               <w:jc w:val="left"/>
             </w:pPr>
@@ -912,6 +939,7 @@
           </w:tcPr>
           <w:p>
             <w:pPr>
+              <w:keepNext w:val="false"/>
               <w:spacing w:after="40" w:before="0"/>
               <w:jc w:val="left"/>
             </w:pPr>
@@ -946,6 +974,7 @@
           </w:tcPr>
           <w:p>
             <w:pPr>
+              <w:keepNext w:val="false"/>
               <w:spacing w:after="40" w:before="0"/>
               <w:jc w:val="left"/>
             </w:pPr>
@@ -965,6 +994,7 @@
           </w:p>
           <w:p>
             <w:pPr>
+              <w:keepNext w:val="false"/>
               <w:spacing w:after="40" w:before="0"/>
               <w:jc w:val="left"/>
             </w:pPr>
@@ -997,6 +1027,7 @@
           </w:tcPr>
           <w:p>
             <w:pPr>
+              <w:keepNext w:val="false"/>
               <w:spacing w:after="40" w:before="0"/>
               <w:jc w:val="left"/>
             </w:pPr>
@@ -1029,6 +1060,7 @@
           </w:tcPr>
           <w:p>
             <w:pPr>
+              <w:keepNext w:val="false"/>
               <w:spacing w:after="40" w:before="0"/>
               <w:jc w:val="left"/>
             </w:pPr>
@@ -1061,6 +1093,7 @@
           </w:tcPr>
           <w:p>
             <w:pPr>
+              <w:keepNext w:val="false"/>
               <w:spacing w:after="40" w:before="0"/>
               <w:jc w:val="left"/>
             </w:pPr>
@@ -1095,6 +1128,7 @@
           </w:tcPr>
           <w:p>
             <w:pPr>
+              <w:keepNext w:val="false"/>
               <w:spacing w:after="40" w:before="0"/>
               <w:jc w:val="left"/>
             </w:pPr>
@@ -1114,6 +1148,7 @@
           </w:p>
           <w:p>
             <w:pPr>
+              <w:keepNext w:val="false"/>
               <w:spacing w:after="40" w:before="0"/>
               <w:jc w:val="left"/>
             </w:pPr>
@@ -1146,6 +1181,7 @@
           </w:tcPr>
           <w:p>
             <w:pPr>
+              <w:keepNext w:val="false"/>
               <w:spacing w:after="40" w:before="0"/>
               <w:jc w:val="left"/>
             </w:pPr>
@@ -1178,6 +1214,7 @@
           </w:tcPr>
           <w:p>
             <w:pPr>
+              <w:keepNext w:val="false"/>
               <w:spacing w:after="40" w:before="0"/>
               <w:jc w:val="left"/>
             </w:pPr>
@@ -1210,6 +1247,7 @@
           </w:tcPr>
           <w:p>
             <w:pPr>
+              <w:keepNext w:val="false"/>
               <w:spacing w:after="40" w:before="0"/>
               <w:jc w:val="left"/>
             </w:pPr>
@@ -1244,6 +1282,7 @@
           </w:tcPr>
           <w:p>
             <w:pPr>
+              <w:keepNext w:val="false"/>
               <w:spacing w:after="40" w:before="0"/>
               <w:jc w:val="left"/>
             </w:pPr>
@@ -1263,6 +1302,7 @@
           </w:p>
           <w:p>
             <w:pPr>
+              <w:keepNext w:val="false"/>
               <w:spacing w:after="40" w:before="0"/>
               <w:jc w:val="left"/>
             </w:pPr>
@@ -1295,6 +1335,7 @@
           </w:tcPr>
           <w:p>
             <w:pPr>
+              <w:keepNext w:val="false"/>
               <w:spacing w:after="40" w:before="0"/>
               <w:jc w:val="left"/>
             </w:pPr>
@@ -1327,6 +1368,7 @@
           </w:tcPr>
           <w:p>
             <w:pPr>
+              <w:keepNext w:val="false"/>
               <w:spacing w:after="40" w:before="0"/>
               <w:jc w:val="left"/>
             </w:pPr>
@@ -1359,6 +1401,7 @@
           </w:tcPr>
           <w:p>
             <w:pPr>
+              <w:keepNext w:val="false"/>
               <w:spacing w:after="40" w:before="0"/>
               <w:jc w:val="left"/>
             </w:pPr>
@@ -1393,6 +1436,7 @@
           </w:tcPr>
           <w:p>
             <w:pPr>
+              <w:keepNext w:val="false"/>
               <w:spacing w:after="40" w:before="0"/>
               <w:jc w:val="left"/>
             </w:pPr>
@@ -1412,6 +1456,7 @@
           </w:p>
           <w:p>
             <w:pPr>
+              <w:keepNext w:val="false"/>
               <w:spacing w:after="40" w:before="0"/>
               <w:jc w:val="left"/>
             </w:pPr>
@@ -1444,6 +1489,7 @@
           </w:tcPr>
           <w:p>
             <w:pPr>
+              <w:keepNext w:val="false"/>
               <w:spacing w:after="40" w:before="0"/>
               <w:jc w:val="left"/>
             </w:pPr>
@@ -1476,6 +1522,7 @@
           </w:tcPr>
           <w:p>
             <w:pPr>
+              <w:keepNext w:val="false"/>
               <w:spacing w:after="40" w:before="0"/>
               <w:jc w:val="left"/>
             </w:pPr>
@@ -1508,6 +1555,7 @@
           </w:tcPr>
           <w:p>
             <w:pPr>
+              <w:keepNext w:val="false"/>
               <w:spacing w:after="40" w:before="0"/>
               <w:jc w:val="left"/>
             </w:pPr>
@@ -1542,6 +1590,7 @@
           </w:tcPr>
           <w:p>
             <w:pPr>
+              <w:keepNext w:val="false"/>
               <w:spacing w:after="40" w:before="0"/>
               <w:jc w:val="left"/>
             </w:pPr>
@@ -1561,6 +1610,7 @@
           </w:p>
           <w:p>
             <w:pPr>
+              <w:keepNext w:val="false"/>
               <w:spacing w:after="40" w:before="0"/>
               <w:jc w:val="left"/>
             </w:pPr>
@@ -1593,6 +1643,7 @@
           </w:tcPr>
           <w:p>
             <w:pPr>
+              <w:keepNext w:val="false"/>
               <w:spacing w:after="40" w:before="0"/>
               <w:jc w:val="left"/>
             </w:pPr>
@@ -1625,6 +1676,7 @@
           </w:tcPr>
           <w:p>
             <w:pPr>
+              <w:keepNext w:val="false"/>
               <w:spacing w:after="40" w:before="0"/>
               <w:jc w:val="left"/>
             </w:pPr>
@@ -1657,6 +1709,7 @@
           </w:tcPr>
           <w:p>
             <w:pPr>
+              <w:keepNext w:val="false"/>
               <w:spacing w:after="40" w:before="0"/>
               <w:jc w:val="left"/>
             </w:pPr>
@@ -1691,6 +1744,7 @@
           </w:tcPr>
           <w:p>
             <w:pPr>
+              <w:keepNext w:val="false"/>
               <w:spacing w:after="40" w:before="0"/>
               <w:jc w:val="left"/>
             </w:pPr>
@@ -1710,6 +1764,7 @@
           </w:p>
           <w:p>
             <w:pPr>
+              <w:keepNext w:val="false"/>
               <w:spacing w:after="40" w:before="0"/>
               <w:jc w:val="left"/>
             </w:pPr>
@@ -1742,6 +1797,7 @@
           </w:tcPr>
           <w:p>
             <w:pPr>
+              <w:keepNext w:val="false"/>
               <w:spacing w:after="40" w:before="0"/>
               <w:jc w:val="left"/>
             </w:pPr>
@@ -1774,6 +1830,7 @@
           </w:tcPr>
           <w:p>
             <w:pPr>
+              <w:keepNext w:val="false"/>
               <w:spacing w:after="40" w:before="0"/>
               <w:jc w:val="left"/>
             </w:pPr>
@@ -1806,6 +1863,7 @@
           </w:tcPr>
           <w:p>
             <w:pPr>
+              <w:keepNext w:val="false"/>
               <w:spacing w:after="40" w:before="0"/>
               <w:jc w:val="left"/>
             </w:pPr>
@@ -1840,6 +1898,7 @@
           </w:tcPr>
           <w:p>
             <w:pPr>
+              <w:keepNext w:val="false"/>
               <w:spacing w:after="40" w:before="0"/>
               <w:jc w:val="left"/>
             </w:pPr>
@@ -1859,6 +1918,7 @@
           </w:p>
           <w:p>
             <w:pPr>
+              <w:keepNext w:val="false"/>
               <w:spacing w:after="40" w:before="0"/>
               <w:jc w:val="left"/>
             </w:pPr>
@@ -1891,6 +1951,7 @@
           </w:tcPr>
           <w:p>
             <w:pPr>
+              <w:keepNext w:val="false"/>
               <w:spacing w:after="40" w:before="0"/>
               <w:jc w:val="left"/>
             </w:pPr>
@@ -1923,6 +1984,7 @@
           </w:tcPr>
           <w:p>
             <w:pPr>
+              <w:keepNext w:val="false"/>
               <w:spacing w:after="40" w:before="0"/>
               <w:jc w:val="left"/>
             </w:pPr>
@@ -1955,6 +2017,7 @@
           </w:tcPr>
           <w:p>
             <w:pPr>
+              <w:keepNext w:val="false"/>
               <w:spacing w:after="40" w:before="0"/>
               <w:jc w:val="left"/>
             </w:pPr>
@@ -2093,7 +2156,7 @@
         </w:rPr>
         <w:t xml:space="preserve">© 2026 SeaVuria and ARES. This work is licensed under a </w:t>
       </w:r>
-      <w:hyperlink w:history="1" r:id="rIds-o2tqafvphx5ahmmf1q3">
+      <w:hyperlink w:history="1" r:id="rIdsdkovmf0rmxvciuz5oiow">
         <w:r>
           <w:rPr>
             <w:rFonts w:ascii="Arial" w:cs="Arial" w:eastAsia="Arial" w:hAnsi="Arial"/>
@@ -2113,7 +2176,7 @@
         </w:rPr>
         <w:t xml:space="preserve"> (</w:t>
       </w:r>
-      <w:hyperlink w:history="1" r:id="rIdk8mcidgfdk2_gp-ilabey">
+      <w:hyperlink w:history="1" r:id="rIds6frx202b6aaftcyyqhzn">
         <w:r>
           <w:rPr>
             <w:rFonts w:ascii="Arial" w:cs="Arial" w:eastAsia="Arial" w:hAnsi="Arial"/>
@@ -2133,7 +2196,7 @@
         </w:rPr>
         <w:t xml:space="preserve">). To view a copy of this license, visit </w:t>
       </w:r>
-      <w:hyperlink w:history="1" r:id="rIds5bkqo3fnw_abay9mnb7m">
+      <w:hyperlink w:history="1" r:id="rIdsqjkku-fjby40zno9oxfk">
         <w:r>
           <w:rPr>
             <w:rFonts w:ascii="Arial" w:cs="Arial" w:eastAsia="Arial" w:hAnsi="Arial"/>

--- a/data/outputs/v2/Maths/SS3.2_Rotation/Mathematics_Rotation_SummaryTable.docx
+++ b/data/outputs/v2/Maths/SS3.2_Rotation/Mathematics_Rotation_SummaryTable.docx
@@ -2156,7 +2156,7 @@
         </w:rPr>
         <w:t xml:space="preserve">© 2026 SeaVuria and ARES. This work is licensed under a </w:t>
       </w:r>
-      <w:hyperlink w:history="1" r:id="rIdsdkovmf0rmxvciuz5oiow">
+      <w:hyperlink w:history="1" r:id="rId2wbdyptjsmxyhbrmw50ju">
         <w:r>
           <w:rPr>
             <w:rFonts w:ascii="Arial" w:cs="Arial" w:eastAsia="Arial" w:hAnsi="Arial"/>
@@ -2176,7 +2176,7 @@
         </w:rPr>
         <w:t xml:space="preserve"> (</w:t>
       </w:r>
-      <w:hyperlink w:history="1" r:id="rIds6frx202b6aaftcyyqhzn">
+      <w:hyperlink w:history="1" r:id="rIdui0lj3szrtksb9snhlrjn">
         <w:r>
           <w:rPr>
             <w:rFonts w:ascii="Arial" w:cs="Arial" w:eastAsia="Arial" w:hAnsi="Arial"/>
@@ -2196,7 +2196,7 @@
         </w:rPr>
         <w:t xml:space="preserve">). To view a copy of this license, visit </w:t>
       </w:r>
-      <w:hyperlink w:history="1" r:id="rIdsqjkku-fjby40zno9oxfk">
+      <w:hyperlink w:history="1" r:id="rIdlt79tyxiufnepwfc6h5yp">
         <w:r>
           <w:rPr>
             <w:rFonts w:ascii="Arial" w:cs="Arial" w:eastAsia="Arial" w:hAnsi="Arial"/>
